--- a/documents/word/04_Facility_Management.docx
+++ b/documents/word/04_Facility_Management.docx
@@ -4,7 +4,7 @@
   <w:body>
     <w:p>
       <w:pPr>
-        <w:shd w:val="clear" w:color="auto" w:fill="002060"/>
+        <w:shd w:val="clear" w:color="auto" w:fill="0E2841" w:themeFill="text2"/>
         <w:spacing w:before="100" w:beforeAutospacing="1" w:after="100" w:afterAutospacing="1" w:line="240" w:lineRule="auto"/>
         <w:jc w:val="center"/>
         <w:outlineLvl w:val="0"/>
@@ -19,6 +19,7 @@
           <w14:ligatures w14:val="none"/>
         </w:rPr>
       </w:pPr>
+      <w:bookmarkStart w:id="0" w:name="_Toc224152367"/>
       <w:r>
         <w:rPr>
           <w:rFonts w:ascii="Times New Roman" w:eastAsia="Times New Roman" w:hAnsi="Times New Roman" w:cs="Times New Roman"/>
@@ -30,7 +31,7 @@
           <w:lang w:val="en-GB" w:eastAsia="en-GB" w:bidi="ar-SA"/>
           <w14:ligatures w14:val="none"/>
         </w:rPr>
-        <w:t>RAM ENTERPRISE P&amp;P WBS STRUCTURE</w:t>
+        <w:t xml:space="preserve">RAM ENTERPRISE P&amp;P </w:t>
       </w:r>
       <w:r>
         <w:rPr>
@@ -43,7 +44,7 @@
           <w:lang w:val="en-GB" w:eastAsia="en-GB" w:bidi="ar-SA"/>
           <w14:ligatures w14:val="none"/>
         </w:rPr>
-        <w:t xml:space="preserve"> – </w:t>
+        <w:t xml:space="preserve"> </w:t>
       </w:r>
       <w:r>
         <w:rPr>
@@ -56,11 +57,9 @@
           <w:lang w:val="en-GB" w:eastAsia="en-GB" w:bidi="ar-SA"/>
           <w14:ligatures w14:val="none"/>
         </w:rPr>
-        <w:t>04_FACILITY_MANAGEMENT</w:t>
-      </w:r>
-    </w:p>
-    <w:p>
-      <w:pPr>
+        <w:t xml:space="preserve"> – </w:t>
+      </w:r>
+      <w:r>
         <w:rPr>
           <w:rFonts w:ascii="Times New Roman" w:eastAsia="Times New Roman" w:hAnsi="Times New Roman" w:cs="Times New Roman"/>
           <w:b/>
@@ -71,8 +70,1670 @@
           <w:lang w:val="en-GB" w:eastAsia="en-GB" w:bidi="ar-SA"/>
           <w14:ligatures w14:val="none"/>
         </w:rPr>
-      </w:pPr>
-      <w:r>
+        <w:t>04_FACILITY_MANAGEMENT</w:t>
+      </w:r>
+      <w:bookmarkEnd w:id="0"/>
+    </w:p>
+    <w:p>
+      <w:pPr>
+        <w:rPr>
+          <w:rFonts w:ascii="Times New Roman" w:eastAsia="Times New Roman" w:hAnsi="Times New Roman" w:cs="Times New Roman"/>
+          <w:b/>
+          <w:bCs/>
+          <w:kern w:val="0"/>
+          <w:sz w:val="27"/>
+          <w:szCs w:val="27"/>
+          <w:lang w:val="en-GB" w:eastAsia="en-GB" w:bidi="ar-SA"/>
+          <w14:ligatures w14:val="none"/>
+        </w:rPr>
+      </w:pPr>
+      <w:r>
+        <w:rPr>
+          <w:rFonts w:ascii="Times New Roman" w:eastAsia="Times New Roman" w:hAnsi="Times New Roman" w:cs="Times New Roman"/>
+          <w:b/>
+          <w:bCs/>
+          <w:kern w:val="0"/>
+          <w:sz w:val="27"/>
+          <w:szCs w:val="27"/>
+          <w:lang w:val="en-GB" w:eastAsia="en-GB" w:bidi="ar-SA"/>
+          <w14:ligatures w14:val="none"/>
+        </w:rPr>
+        <w:t xml:space="preserve">Document quality </w:t>
+      </w:r>
+    </w:p>
+    <w:tbl>
+      <w:tblPr>
+        <w:tblStyle w:val="PlainTable1"/>
+        <w:tblW w:w="9085" w:type="dxa"/>
+        <w:tblLook w:val="04A0" w:firstRow="1" w:lastRow="0" w:firstColumn="1" w:lastColumn="0" w:noHBand="0" w:noVBand="1"/>
+      </w:tblPr>
+      <w:tblGrid>
+        <w:gridCol w:w="2605"/>
+        <w:gridCol w:w="6480"/>
+      </w:tblGrid>
+      <w:tr>
+        <w:trPr>
+          <w:cnfStyle w:val="100000000000" w:firstRow="1" w:lastRow="0" w:firstColumn="0" w:lastColumn="0" w:oddVBand="0" w:evenVBand="0" w:oddHBand="0" w:evenHBand="0" w:firstRowFirstColumn="0" w:firstRowLastColumn="0" w:lastRowFirstColumn="0" w:lastRowLastColumn="0"/>
+        </w:trPr>
+        <w:tc>
+          <w:tcPr>
+            <w:cnfStyle w:val="001000000000" w:firstRow="0" w:lastRow="0" w:firstColumn="1" w:lastColumn="0" w:oddVBand="0" w:evenVBand="0" w:oddHBand="0" w:evenHBand="0" w:firstRowFirstColumn="0" w:firstRowLastColumn="0" w:lastRowFirstColumn="0" w:lastRowLastColumn="0"/>
+            <w:tcW w:w="2605" w:type="dxa"/>
+            <w:shd w:val="clear" w:color="auto" w:fill="0A2F41" w:themeFill="accent1" w:themeFillShade="80"/>
+          </w:tcPr>
+          <w:p>
+            <w:pPr>
+              <w:jc w:val="center"/>
+              <w:rPr>
+                <w:rFonts w:ascii="Times New Roman" w:eastAsia="Times New Roman" w:hAnsi="Times New Roman" w:cs="Times New Roman"/>
+                <w:kern w:val="0"/>
+                <w:sz w:val="24"/>
+                <w:szCs w:val="24"/>
+                <w:lang w:val="en-GB" w:eastAsia="en-GB" w:bidi="ar-SA"/>
+                <w14:ligatures w14:val="none"/>
+              </w:rPr>
+            </w:pPr>
+            <w:r>
+              <w:rPr>
+                <w:rFonts w:ascii="Times New Roman" w:eastAsia="Times New Roman" w:hAnsi="Times New Roman" w:cs="Times New Roman"/>
+                <w:kern w:val="0"/>
+                <w:sz w:val="24"/>
+                <w:szCs w:val="24"/>
+                <w:lang w:val="en-GB" w:eastAsia="en-GB" w:bidi="ar-SA"/>
+                <w14:ligatures w14:val="none"/>
+              </w:rPr>
+              <w:t>Item</w:t>
+            </w:r>
+          </w:p>
+        </w:tc>
+        <w:tc>
+          <w:tcPr>
+            <w:tcW w:w="6480" w:type="dxa"/>
+            <w:shd w:val="clear" w:color="auto" w:fill="0A2F41" w:themeFill="accent1" w:themeFillShade="80"/>
+          </w:tcPr>
+          <w:p>
+            <w:pPr>
+              <w:jc w:val="center"/>
+              <w:cnfStyle w:val="100000000000" w:firstRow="1" w:lastRow="0" w:firstColumn="0" w:lastColumn="0" w:oddVBand="0" w:evenVBand="0" w:oddHBand="0" w:evenHBand="0" w:firstRowFirstColumn="0" w:firstRowLastColumn="0" w:lastRowFirstColumn="0" w:lastRowLastColumn="0"/>
+              <w:rPr>
+                <w:rFonts w:ascii="Times New Roman" w:eastAsia="Times New Roman" w:hAnsi="Times New Roman" w:cs="Times New Roman"/>
+                <w:kern w:val="0"/>
+                <w:sz w:val="24"/>
+                <w:szCs w:val="24"/>
+                <w:lang w:val="en-GB" w:eastAsia="en-GB" w:bidi="ar-SA"/>
+                <w14:ligatures w14:val="none"/>
+              </w:rPr>
+            </w:pPr>
+            <w:r>
+              <w:rPr>
+                <w:rFonts w:ascii="Times New Roman" w:eastAsia="Times New Roman" w:hAnsi="Times New Roman" w:cs="Times New Roman"/>
+                <w:kern w:val="0"/>
+                <w:sz w:val="24"/>
+                <w:szCs w:val="24"/>
+                <w:lang w:val="en-GB" w:eastAsia="en-GB" w:bidi="ar-SA"/>
+                <w14:ligatures w14:val="none"/>
+              </w:rPr>
+              <w:t>Details</w:t>
+            </w:r>
+          </w:p>
+        </w:tc>
+      </w:tr>
+      <w:tr>
+        <w:trPr>
+          <w:cnfStyle w:val="000000100000" w:firstRow="0" w:lastRow="0" w:firstColumn="0" w:lastColumn="0" w:oddVBand="0" w:evenVBand="0" w:oddHBand="1" w:evenHBand="0" w:firstRowFirstColumn="0" w:firstRowLastColumn="0" w:lastRowFirstColumn="0" w:lastRowLastColumn="0"/>
+        </w:trPr>
+        <w:tc>
+          <w:tcPr>
+            <w:cnfStyle w:val="001000000000" w:firstRow="0" w:lastRow="0" w:firstColumn="1" w:lastColumn="0" w:oddVBand="0" w:evenVBand="0" w:oddHBand="0" w:evenHBand="0" w:firstRowFirstColumn="0" w:firstRowLastColumn="0" w:lastRowFirstColumn="0" w:lastRowLastColumn="0"/>
+            <w:tcW w:w="2605" w:type="dxa"/>
+            <w:hideMark/>
+          </w:tcPr>
+          <w:p>
+            <w:pPr>
+              <w:rPr>
+                <w:rFonts w:ascii="Times New Roman" w:eastAsia="Times New Roman" w:hAnsi="Times New Roman" w:cs="Times New Roman"/>
+                <w:kern w:val="0"/>
+                <w:sz w:val="24"/>
+                <w:szCs w:val="24"/>
+                <w:lang w:val="en-GB" w:eastAsia="en-GB" w:bidi="ar-SA"/>
+                <w14:ligatures w14:val="none"/>
+              </w:rPr>
+            </w:pPr>
+            <w:r>
+              <w:rPr>
+                <w:rFonts w:ascii="Times New Roman" w:eastAsia="Times New Roman" w:hAnsi="Times New Roman" w:cs="Times New Roman"/>
+                <w:kern w:val="0"/>
+                <w:sz w:val="24"/>
+                <w:szCs w:val="24"/>
+                <w:lang w:val="en-GB" w:eastAsia="en-GB" w:bidi="ar-SA"/>
+                <w14:ligatures w14:val="none"/>
+              </w:rPr>
+              <w:t>Organization</w:t>
+            </w:r>
+          </w:p>
+        </w:tc>
+        <w:tc>
+          <w:tcPr>
+            <w:tcW w:w="6480" w:type="dxa"/>
+            <w:hideMark/>
+          </w:tcPr>
+          <w:p>
+            <w:pPr>
+              <w:cnfStyle w:val="000000100000" w:firstRow="0" w:lastRow="0" w:firstColumn="0" w:lastColumn="0" w:oddVBand="0" w:evenVBand="0" w:oddHBand="1" w:evenHBand="0" w:firstRowFirstColumn="0" w:firstRowLastColumn="0" w:lastRowFirstColumn="0" w:lastRowLastColumn="0"/>
+              <w:rPr>
+                <w:rFonts w:ascii="Times New Roman" w:eastAsia="Times New Roman" w:hAnsi="Times New Roman" w:cs="Times New Roman"/>
+                <w:kern w:val="0"/>
+                <w:sz w:val="24"/>
+                <w:szCs w:val="24"/>
+                <w:lang w:val="en-GB" w:eastAsia="en-GB" w:bidi="ar-SA"/>
+                <w14:ligatures w14:val="none"/>
+              </w:rPr>
+            </w:pPr>
+            <w:r>
+              <w:rPr>
+                <w:rFonts w:ascii="Times New Roman" w:eastAsia="Times New Roman" w:hAnsi="Times New Roman" w:cs="Times New Roman"/>
+                <w:kern w:val="0"/>
+                <w:sz w:val="24"/>
+                <w:szCs w:val="24"/>
+                <w:lang w:val="en-GB" w:eastAsia="en-GB" w:bidi="ar-SA"/>
+                <w14:ligatures w14:val="none"/>
+              </w:rPr>
+              <w:t>RAM Governance Portal</w:t>
+            </w:r>
+          </w:p>
+        </w:tc>
+      </w:tr>
+      <w:tr>
+        <w:tc>
+          <w:tcPr>
+            <w:cnfStyle w:val="001000000000" w:firstRow="0" w:lastRow="0" w:firstColumn="1" w:lastColumn="0" w:oddVBand="0" w:evenVBand="0" w:oddHBand="0" w:evenHBand="0" w:firstRowFirstColumn="0" w:firstRowLastColumn="0" w:lastRowFirstColumn="0" w:lastRowLastColumn="0"/>
+            <w:tcW w:w="2605" w:type="dxa"/>
+            <w:hideMark/>
+          </w:tcPr>
+          <w:p>
+            <w:pPr>
+              <w:rPr>
+                <w:rFonts w:ascii="Times New Roman" w:eastAsia="Times New Roman" w:hAnsi="Times New Roman" w:cs="Times New Roman"/>
+                <w:kern w:val="0"/>
+                <w:sz w:val="24"/>
+                <w:szCs w:val="24"/>
+                <w:lang w:val="en-GB" w:eastAsia="en-GB" w:bidi="ar-SA"/>
+                <w14:ligatures w14:val="none"/>
+              </w:rPr>
+            </w:pPr>
+            <w:r>
+              <w:rPr>
+                <w:rFonts w:ascii="Times New Roman" w:eastAsia="Times New Roman" w:hAnsi="Times New Roman" w:cs="Times New Roman"/>
+                <w:kern w:val="0"/>
+                <w:sz w:val="24"/>
+                <w:szCs w:val="24"/>
+                <w:lang w:val="en-GB" w:eastAsia="en-GB" w:bidi="ar-SA"/>
+                <w14:ligatures w14:val="none"/>
+              </w:rPr>
+              <w:t>Document Title</w:t>
+            </w:r>
+          </w:p>
+        </w:tc>
+        <w:tc>
+          <w:tcPr>
+            <w:tcW w:w="6480" w:type="dxa"/>
+            <w:hideMark/>
+          </w:tcPr>
+          <w:p>
+            <w:pPr>
+              <w:cnfStyle w:val="000000000000" w:firstRow="0" w:lastRow="0" w:firstColumn="0" w:lastColumn="0" w:oddVBand="0" w:evenVBand="0" w:oddHBand="0" w:evenHBand="0" w:firstRowFirstColumn="0" w:firstRowLastColumn="0" w:lastRowFirstColumn="0" w:lastRowLastColumn="0"/>
+              <w:rPr>
+                <w:rFonts w:ascii="Times New Roman" w:eastAsia="Times New Roman" w:hAnsi="Times New Roman" w:cs="Times New Roman"/>
+                <w:kern w:val="0"/>
+                <w:sz w:val="24"/>
+                <w:szCs w:val="24"/>
+                <w:lang w:val="en-GB" w:eastAsia="en-GB" w:bidi="ar-SA"/>
+                <w14:ligatures w14:val="none"/>
+              </w:rPr>
+            </w:pPr>
+            <w:r>
+              <w:rPr>
+                <w:rFonts w:ascii="Times New Roman" w:eastAsia="Times New Roman" w:hAnsi="Times New Roman" w:cs="Times New Roman"/>
+                <w:kern w:val="0"/>
+                <w:sz w:val="24"/>
+                <w:szCs w:val="24"/>
+                <w:lang w:val="en-GB" w:eastAsia="en-GB" w:bidi="ar-SA"/>
+                <w14:ligatures w14:val="none"/>
+              </w:rPr>
+              <w:t>04_FACILITY_MANAGEMENT</w:t>
+            </w:r>
+          </w:p>
+        </w:tc>
+      </w:tr>
+      <w:tr>
+        <w:trPr>
+          <w:cnfStyle w:val="000000100000" w:firstRow="0" w:lastRow="0" w:firstColumn="0" w:lastColumn="0" w:oddVBand="0" w:evenVBand="0" w:oddHBand="1" w:evenHBand="0" w:firstRowFirstColumn="0" w:firstRowLastColumn="0" w:lastRowFirstColumn="0" w:lastRowLastColumn="0"/>
+        </w:trPr>
+        <w:tc>
+          <w:tcPr>
+            <w:cnfStyle w:val="001000000000" w:firstRow="0" w:lastRow="0" w:firstColumn="1" w:lastColumn="0" w:oddVBand="0" w:evenVBand="0" w:oddHBand="0" w:evenHBand="0" w:firstRowFirstColumn="0" w:firstRowLastColumn="0" w:lastRowFirstColumn="0" w:lastRowLastColumn="0"/>
+            <w:tcW w:w="2605" w:type="dxa"/>
+            <w:hideMark/>
+          </w:tcPr>
+          <w:p>
+            <w:pPr>
+              <w:rPr>
+                <w:rFonts w:ascii="Times New Roman" w:eastAsia="Times New Roman" w:hAnsi="Times New Roman" w:cs="Times New Roman"/>
+                <w:kern w:val="0"/>
+                <w:sz w:val="24"/>
+                <w:szCs w:val="24"/>
+                <w:lang w:val="en-GB" w:eastAsia="en-GB" w:bidi="ar-SA"/>
+                <w14:ligatures w14:val="none"/>
+              </w:rPr>
+            </w:pPr>
+            <w:r>
+              <w:rPr>
+                <w:rFonts w:ascii="Times New Roman" w:eastAsia="Times New Roman" w:hAnsi="Times New Roman" w:cs="Times New Roman"/>
+                <w:kern w:val="0"/>
+                <w:sz w:val="24"/>
+                <w:szCs w:val="24"/>
+                <w:lang w:val="en-GB" w:eastAsia="en-GB" w:bidi="ar-SA"/>
+                <w14:ligatures w14:val="none"/>
+              </w:rPr>
+              <w:t>Document Code</w:t>
+            </w:r>
+          </w:p>
+        </w:tc>
+        <w:tc>
+          <w:tcPr>
+            <w:tcW w:w="6480" w:type="dxa"/>
+            <w:hideMark/>
+          </w:tcPr>
+          <w:p>
+            <w:pPr>
+              <w:cnfStyle w:val="000000100000" w:firstRow="0" w:lastRow="0" w:firstColumn="0" w:lastColumn="0" w:oddVBand="0" w:evenVBand="0" w:oddHBand="1" w:evenHBand="0" w:firstRowFirstColumn="0" w:firstRowLastColumn="0" w:lastRowFirstColumn="0" w:lastRowLastColumn="0"/>
+              <w:rPr>
+                <w:rFonts w:ascii="Times New Roman" w:eastAsia="Times New Roman" w:hAnsi="Times New Roman" w:cs="Times New Roman"/>
+                <w:kern w:val="0"/>
+                <w:sz w:val="24"/>
+                <w:szCs w:val="24"/>
+                <w:lang w:val="en-GB" w:eastAsia="en-GB" w:bidi="ar-SA"/>
+                <w14:ligatures w14:val="none"/>
+              </w:rPr>
+            </w:pPr>
+            <w:r>
+              <w:rPr>
+                <w:rFonts w:ascii="Times New Roman" w:eastAsia="Times New Roman" w:hAnsi="Times New Roman" w:cs="Times New Roman"/>
+                <w:kern w:val="0"/>
+                <w:sz w:val="24"/>
+                <w:szCs w:val="24"/>
+                <w:lang w:val="en-GB" w:eastAsia="en-GB" w:bidi="ar-SA"/>
+                <w14:ligatures w14:val="none"/>
+              </w:rPr>
+              <w:t>RAM-PROC-</w:t>
+            </w:r>
+            <w:r>
+              <w:rPr>
+                <w:rFonts w:ascii="Times New Roman" w:eastAsia="Times New Roman" w:hAnsi="Times New Roman" w:cs="Times New Roman"/>
+                <w:kern w:val="0"/>
+                <w:sz w:val="24"/>
+                <w:szCs w:val="24"/>
+                <w:lang w:val="en-GB" w:eastAsia="en-GB" w:bidi="ar-SA"/>
+                <w14:ligatures w14:val="none"/>
+              </w:rPr>
+              <w:t>04</w:t>
+            </w:r>
+          </w:p>
+        </w:tc>
+      </w:tr>
+      <w:tr>
+        <w:tc>
+          <w:tcPr>
+            <w:cnfStyle w:val="001000000000" w:firstRow="0" w:lastRow="0" w:firstColumn="1" w:lastColumn="0" w:oddVBand="0" w:evenVBand="0" w:oddHBand="0" w:evenHBand="0" w:firstRowFirstColumn="0" w:firstRowLastColumn="0" w:lastRowFirstColumn="0" w:lastRowLastColumn="0"/>
+            <w:tcW w:w="2605" w:type="dxa"/>
+            <w:hideMark/>
+          </w:tcPr>
+          <w:p>
+            <w:pPr>
+              <w:rPr>
+                <w:rFonts w:ascii="Times New Roman" w:eastAsia="Times New Roman" w:hAnsi="Times New Roman" w:cs="Times New Roman"/>
+                <w:kern w:val="0"/>
+                <w:sz w:val="24"/>
+                <w:szCs w:val="24"/>
+                <w:lang w:val="en-GB" w:eastAsia="en-GB" w:bidi="ar-SA"/>
+                <w14:ligatures w14:val="none"/>
+              </w:rPr>
+            </w:pPr>
+            <w:r>
+              <w:rPr>
+                <w:rFonts w:ascii="Times New Roman" w:eastAsia="Times New Roman" w:hAnsi="Times New Roman" w:cs="Times New Roman"/>
+                <w:kern w:val="0"/>
+                <w:sz w:val="24"/>
+                <w:szCs w:val="24"/>
+                <w:lang w:val="en-GB" w:eastAsia="en-GB" w:bidi="ar-SA"/>
+                <w14:ligatures w14:val="none"/>
+              </w:rPr>
+              <w:t>Process Area</w:t>
+            </w:r>
+          </w:p>
+        </w:tc>
+        <w:tc>
+          <w:tcPr>
+            <w:tcW w:w="6480" w:type="dxa"/>
+            <w:hideMark/>
+          </w:tcPr>
+          <w:p>
+            <w:pPr>
+              <w:cnfStyle w:val="000000000000" w:firstRow="0" w:lastRow="0" w:firstColumn="0" w:lastColumn="0" w:oddVBand="0" w:evenVBand="0" w:oddHBand="0" w:evenHBand="0" w:firstRowFirstColumn="0" w:firstRowLastColumn="0" w:lastRowFirstColumn="0" w:lastRowLastColumn="0"/>
+              <w:rPr>
+                <w:rFonts w:ascii="Times New Roman" w:eastAsia="Times New Roman" w:hAnsi="Times New Roman" w:cs="Times New Roman"/>
+                <w:kern w:val="0"/>
+                <w:sz w:val="24"/>
+                <w:szCs w:val="24"/>
+                <w:lang w:val="en-GB" w:eastAsia="en-GB" w:bidi="ar-SA"/>
+                <w14:ligatures w14:val="none"/>
+              </w:rPr>
+            </w:pPr>
+            <w:r>
+              <w:rPr>
+                <w:rFonts w:ascii="Times New Roman" w:eastAsia="Times New Roman" w:hAnsi="Times New Roman" w:cs="Times New Roman"/>
+                <w:kern w:val="0"/>
+                <w:sz w:val="24"/>
+                <w:szCs w:val="24"/>
+                <w:lang w:val="en-GB" w:eastAsia="en-GB" w:bidi="ar-SA"/>
+                <w14:ligatures w14:val="none"/>
+              </w:rPr>
+              <w:t>04_FACILITY_MANAGEMENT</w:t>
+            </w:r>
+          </w:p>
+        </w:tc>
+      </w:tr>
+      <w:tr>
+        <w:trPr>
+          <w:cnfStyle w:val="000000100000" w:firstRow="0" w:lastRow="0" w:firstColumn="0" w:lastColumn="0" w:oddVBand="0" w:evenVBand="0" w:oddHBand="1" w:evenHBand="0" w:firstRowFirstColumn="0" w:firstRowLastColumn="0" w:lastRowFirstColumn="0" w:lastRowLastColumn="0"/>
+        </w:trPr>
+        <w:tc>
+          <w:tcPr>
+            <w:cnfStyle w:val="001000000000" w:firstRow="0" w:lastRow="0" w:firstColumn="1" w:lastColumn="0" w:oddVBand="0" w:evenVBand="0" w:oddHBand="0" w:evenHBand="0" w:firstRowFirstColumn="0" w:firstRowLastColumn="0" w:lastRowFirstColumn="0" w:lastRowLastColumn="0"/>
+            <w:tcW w:w="2605" w:type="dxa"/>
+            <w:hideMark/>
+          </w:tcPr>
+          <w:p>
+            <w:pPr>
+              <w:rPr>
+                <w:rFonts w:ascii="Times New Roman" w:eastAsia="Times New Roman" w:hAnsi="Times New Roman" w:cs="Times New Roman"/>
+                <w:kern w:val="0"/>
+                <w:sz w:val="24"/>
+                <w:szCs w:val="24"/>
+                <w:lang w:val="en-GB" w:eastAsia="en-GB" w:bidi="ar-SA"/>
+                <w14:ligatures w14:val="none"/>
+              </w:rPr>
+            </w:pPr>
+            <w:r>
+              <w:rPr>
+                <w:rFonts w:ascii="Times New Roman" w:eastAsia="Times New Roman" w:hAnsi="Times New Roman" w:cs="Times New Roman"/>
+                <w:kern w:val="0"/>
+                <w:sz w:val="24"/>
+                <w:szCs w:val="24"/>
+                <w:lang w:val="en-GB" w:eastAsia="en-GB" w:bidi="ar-SA"/>
+                <w14:ligatures w14:val="none"/>
+              </w:rPr>
+              <w:t>Document Type</w:t>
+            </w:r>
+          </w:p>
+        </w:tc>
+        <w:tc>
+          <w:tcPr>
+            <w:tcW w:w="6480" w:type="dxa"/>
+            <w:hideMark/>
+          </w:tcPr>
+          <w:p>
+            <w:pPr>
+              <w:cnfStyle w:val="000000100000" w:firstRow="0" w:lastRow="0" w:firstColumn="0" w:lastColumn="0" w:oddVBand="0" w:evenVBand="0" w:oddHBand="1" w:evenHBand="0" w:firstRowFirstColumn="0" w:firstRowLastColumn="0" w:lastRowFirstColumn="0" w:lastRowLastColumn="0"/>
+              <w:rPr>
+                <w:rFonts w:ascii="Times New Roman" w:eastAsia="Times New Roman" w:hAnsi="Times New Roman" w:cs="Times New Roman"/>
+                <w:kern w:val="0"/>
+                <w:sz w:val="24"/>
+                <w:szCs w:val="24"/>
+                <w:lang w:val="en-GB" w:eastAsia="en-GB" w:bidi="ar-SA"/>
+                <w14:ligatures w14:val="none"/>
+              </w:rPr>
+            </w:pPr>
+            <w:r>
+              <w:rPr>
+                <w:rFonts w:ascii="Times New Roman" w:eastAsia="Times New Roman" w:hAnsi="Times New Roman" w:cs="Times New Roman"/>
+                <w:kern w:val="0"/>
+                <w:sz w:val="24"/>
+                <w:szCs w:val="24"/>
+                <w:lang w:val="en-GB" w:eastAsia="en-GB" w:bidi="ar-SA"/>
+                <w14:ligatures w14:val="none"/>
+              </w:rPr>
+              <w:t>Procedure</w:t>
+            </w:r>
+          </w:p>
+        </w:tc>
+      </w:tr>
+      <w:tr>
+        <w:tc>
+          <w:tcPr>
+            <w:cnfStyle w:val="001000000000" w:firstRow="0" w:lastRow="0" w:firstColumn="1" w:lastColumn="0" w:oddVBand="0" w:evenVBand="0" w:oddHBand="0" w:evenHBand="0" w:firstRowFirstColumn="0" w:firstRowLastColumn="0" w:lastRowFirstColumn="0" w:lastRowLastColumn="0"/>
+            <w:tcW w:w="2605" w:type="dxa"/>
+            <w:hideMark/>
+          </w:tcPr>
+          <w:p>
+            <w:pPr>
+              <w:rPr>
+                <w:rFonts w:ascii="Times New Roman" w:eastAsia="Times New Roman" w:hAnsi="Times New Roman" w:cs="Times New Roman"/>
+                <w:kern w:val="0"/>
+                <w:sz w:val="24"/>
+                <w:szCs w:val="24"/>
+                <w:lang w:val="en-GB" w:eastAsia="en-GB" w:bidi="ar-SA"/>
+                <w14:ligatures w14:val="none"/>
+              </w:rPr>
+            </w:pPr>
+            <w:r>
+              <w:rPr>
+                <w:rFonts w:ascii="Times New Roman" w:eastAsia="Times New Roman" w:hAnsi="Times New Roman" w:cs="Times New Roman"/>
+                <w:kern w:val="0"/>
+                <w:sz w:val="24"/>
+                <w:szCs w:val="24"/>
+                <w:lang w:val="en-GB" w:eastAsia="en-GB" w:bidi="ar-SA"/>
+                <w14:ligatures w14:val="none"/>
+              </w:rPr>
+              <w:t>Version</w:t>
+            </w:r>
+          </w:p>
+        </w:tc>
+        <w:tc>
+          <w:tcPr>
+            <w:tcW w:w="6480" w:type="dxa"/>
+            <w:hideMark/>
+          </w:tcPr>
+          <w:p>
+            <w:pPr>
+              <w:cnfStyle w:val="000000000000" w:firstRow="0" w:lastRow="0" w:firstColumn="0" w:lastColumn="0" w:oddVBand="0" w:evenVBand="0" w:oddHBand="0" w:evenHBand="0" w:firstRowFirstColumn="0" w:firstRowLastColumn="0" w:lastRowFirstColumn="0" w:lastRowLastColumn="0"/>
+              <w:rPr>
+                <w:rFonts w:ascii="Times New Roman" w:eastAsia="Times New Roman" w:hAnsi="Times New Roman" w:cs="Times New Roman"/>
+                <w:kern w:val="0"/>
+                <w:sz w:val="24"/>
+                <w:szCs w:val="24"/>
+                <w:lang w:val="en-GB" w:eastAsia="en-GB" w:bidi="ar-SA"/>
+                <w14:ligatures w14:val="none"/>
+              </w:rPr>
+            </w:pPr>
+            <w:r>
+              <w:rPr>
+                <w:rFonts w:ascii="Times New Roman" w:eastAsia="Times New Roman" w:hAnsi="Times New Roman" w:cs="Times New Roman"/>
+                <w:kern w:val="0"/>
+                <w:sz w:val="24"/>
+                <w:szCs w:val="24"/>
+                <w:lang w:val="en-GB" w:eastAsia="en-GB" w:bidi="ar-SA"/>
+                <w14:ligatures w14:val="none"/>
+              </w:rPr>
+              <w:t>1.0</w:t>
+            </w:r>
+          </w:p>
+        </w:tc>
+      </w:tr>
+      <w:tr>
+        <w:trPr>
+          <w:cnfStyle w:val="000000100000" w:firstRow="0" w:lastRow="0" w:firstColumn="0" w:lastColumn="0" w:oddVBand="0" w:evenVBand="0" w:oddHBand="1" w:evenHBand="0" w:firstRowFirstColumn="0" w:firstRowLastColumn="0" w:lastRowFirstColumn="0" w:lastRowLastColumn="0"/>
+        </w:trPr>
+        <w:tc>
+          <w:tcPr>
+            <w:cnfStyle w:val="001000000000" w:firstRow="0" w:lastRow="0" w:firstColumn="1" w:lastColumn="0" w:oddVBand="0" w:evenVBand="0" w:oddHBand="0" w:evenHBand="0" w:firstRowFirstColumn="0" w:firstRowLastColumn="0" w:lastRowFirstColumn="0" w:lastRowLastColumn="0"/>
+            <w:tcW w:w="2605" w:type="dxa"/>
+            <w:hideMark/>
+          </w:tcPr>
+          <w:p>
+            <w:pPr>
+              <w:rPr>
+                <w:rFonts w:ascii="Times New Roman" w:eastAsia="Times New Roman" w:hAnsi="Times New Roman" w:cs="Times New Roman"/>
+                <w:kern w:val="0"/>
+                <w:sz w:val="24"/>
+                <w:szCs w:val="24"/>
+                <w:lang w:val="en-GB" w:eastAsia="en-GB" w:bidi="ar-SA"/>
+                <w14:ligatures w14:val="none"/>
+              </w:rPr>
+            </w:pPr>
+            <w:r>
+              <w:rPr>
+                <w:rFonts w:ascii="Times New Roman" w:eastAsia="Times New Roman" w:hAnsi="Times New Roman" w:cs="Times New Roman"/>
+                <w:kern w:val="0"/>
+                <w:sz w:val="24"/>
+                <w:szCs w:val="24"/>
+                <w:lang w:val="en-GB" w:eastAsia="en-GB" w:bidi="ar-SA"/>
+                <w14:ligatures w14:val="none"/>
+              </w:rPr>
+              <w:t>Effective Date</w:t>
+            </w:r>
+          </w:p>
+        </w:tc>
+        <w:tc>
+          <w:tcPr>
+            <w:tcW w:w="6480" w:type="dxa"/>
+            <w:hideMark/>
+          </w:tcPr>
+          <w:p>
+            <w:pPr>
+              <w:cnfStyle w:val="000000100000" w:firstRow="0" w:lastRow="0" w:firstColumn="0" w:lastColumn="0" w:oddVBand="0" w:evenVBand="0" w:oddHBand="1" w:evenHBand="0" w:firstRowFirstColumn="0" w:firstRowLastColumn="0" w:lastRowFirstColumn="0" w:lastRowLastColumn="0"/>
+              <w:rPr>
+                <w:rFonts w:ascii="Times New Roman" w:eastAsia="Times New Roman" w:hAnsi="Times New Roman" w:cs="Times New Roman"/>
+                <w:kern w:val="0"/>
+                <w:sz w:val="24"/>
+                <w:szCs w:val="24"/>
+                <w:lang w:val="en-GB" w:eastAsia="en-GB" w:bidi="ar-SA"/>
+                <w14:ligatures w14:val="none"/>
+              </w:rPr>
+            </w:pPr>
+            <w:r>
+              <w:rPr>
+                <w:rFonts w:ascii="Times New Roman" w:eastAsia="Times New Roman" w:hAnsi="Times New Roman" w:cs="Times New Roman"/>
+                <w:kern w:val="0"/>
+                <w:sz w:val="24"/>
+                <w:szCs w:val="24"/>
+                <w:lang w:val="en-GB" w:eastAsia="en-GB" w:bidi="ar-SA"/>
+                <w14:ligatures w14:val="none"/>
+              </w:rPr>
+              <w:t>01 Jan 2026</w:t>
+            </w:r>
+          </w:p>
+        </w:tc>
+      </w:tr>
+      <w:tr>
+        <w:tc>
+          <w:tcPr>
+            <w:cnfStyle w:val="001000000000" w:firstRow="0" w:lastRow="0" w:firstColumn="1" w:lastColumn="0" w:oddVBand="0" w:evenVBand="0" w:oddHBand="0" w:evenHBand="0" w:firstRowFirstColumn="0" w:firstRowLastColumn="0" w:lastRowFirstColumn="0" w:lastRowLastColumn="0"/>
+            <w:tcW w:w="2605" w:type="dxa"/>
+            <w:hideMark/>
+          </w:tcPr>
+          <w:p>
+            <w:pPr>
+              <w:rPr>
+                <w:rFonts w:ascii="Times New Roman" w:eastAsia="Times New Roman" w:hAnsi="Times New Roman" w:cs="Times New Roman"/>
+                <w:kern w:val="0"/>
+                <w:sz w:val="24"/>
+                <w:szCs w:val="24"/>
+                <w:lang w:val="en-GB" w:eastAsia="en-GB" w:bidi="ar-SA"/>
+                <w14:ligatures w14:val="none"/>
+              </w:rPr>
+            </w:pPr>
+            <w:r>
+              <w:rPr>
+                <w:rFonts w:ascii="Times New Roman" w:eastAsia="Times New Roman" w:hAnsi="Times New Roman" w:cs="Times New Roman"/>
+                <w:kern w:val="0"/>
+                <w:sz w:val="24"/>
+                <w:szCs w:val="24"/>
+                <w:lang w:val="en-GB" w:eastAsia="en-GB" w:bidi="ar-SA"/>
+                <w14:ligatures w14:val="none"/>
+              </w:rPr>
+              <w:t>Review Cycle</w:t>
+            </w:r>
+          </w:p>
+        </w:tc>
+        <w:tc>
+          <w:tcPr>
+            <w:tcW w:w="6480" w:type="dxa"/>
+            <w:hideMark/>
+          </w:tcPr>
+          <w:p>
+            <w:pPr>
+              <w:cnfStyle w:val="000000000000" w:firstRow="0" w:lastRow="0" w:firstColumn="0" w:lastColumn="0" w:oddVBand="0" w:evenVBand="0" w:oddHBand="0" w:evenHBand="0" w:firstRowFirstColumn="0" w:firstRowLastColumn="0" w:lastRowFirstColumn="0" w:lastRowLastColumn="0"/>
+              <w:rPr>
+                <w:rFonts w:ascii="Times New Roman" w:eastAsia="Times New Roman" w:hAnsi="Times New Roman" w:cs="Times New Roman"/>
+                <w:kern w:val="0"/>
+                <w:sz w:val="24"/>
+                <w:szCs w:val="24"/>
+                <w:lang w:val="en-GB" w:eastAsia="en-GB" w:bidi="ar-SA"/>
+                <w14:ligatures w14:val="none"/>
+              </w:rPr>
+            </w:pPr>
+            <w:r>
+              <w:rPr>
+                <w:rFonts w:ascii="Times New Roman" w:eastAsia="Times New Roman" w:hAnsi="Times New Roman" w:cs="Times New Roman"/>
+                <w:kern w:val="0"/>
+                <w:sz w:val="24"/>
+                <w:szCs w:val="24"/>
+                <w:lang w:val="en-GB" w:eastAsia="en-GB" w:bidi="ar-SA"/>
+                <w14:ligatures w14:val="none"/>
+              </w:rPr>
+              <w:t>Annual</w:t>
+            </w:r>
+          </w:p>
+        </w:tc>
+      </w:tr>
+      <w:tr>
+        <w:trPr>
+          <w:cnfStyle w:val="000000100000" w:firstRow="0" w:lastRow="0" w:firstColumn="0" w:lastColumn="0" w:oddVBand="0" w:evenVBand="0" w:oddHBand="1" w:evenHBand="0" w:firstRowFirstColumn="0" w:firstRowLastColumn="0" w:lastRowFirstColumn="0" w:lastRowLastColumn="0"/>
+        </w:trPr>
+        <w:tc>
+          <w:tcPr>
+            <w:cnfStyle w:val="001000000000" w:firstRow="0" w:lastRow="0" w:firstColumn="1" w:lastColumn="0" w:oddVBand="0" w:evenVBand="0" w:oddHBand="0" w:evenHBand="0" w:firstRowFirstColumn="0" w:firstRowLastColumn="0" w:lastRowFirstColumn="0" w:lastRowLastColumn="0"/>
+            <w:tcW w:w="2605" w:type="dxa"/>
+            <w:hideMark/>
+          </w:tcPr>
+          <w:p>
+            <w:pPr>
+              <w:rPr>
+                <w:rFonts w:ascii="Times New Roman" w:eastAsia="Times New Roman" w:hAnsi="Times New Roman" w:cs="Times New Roman"/>
+                <w:kern w:val="0"/>
+                <w:sz w:val="24"/>
+                <w:szCs w:val="24"/>
+                <w:lang w:val="en-GB" w:eastAsia="en-GB" w:bidi="ar-SA"/>
+                <w14:ligatures w14:val="none"/>
+              </w:rPr>
+            </w:pPr>
+            <w:r>
+              <w:rPr>
+                <w:rFonts w:ascii="Times New Roman" w:eastAsia="Times New Roman" w:hAnsi="Times New Roman" w:cs="Times New Roman"/>
+                <w:kern w:val="0"/>
+                <w:sz w:val="24"/>
+                <w:szCs w:val="24"/>
+                <w:lang w:val="en-GB" w:eastAsia="en-GB" w:bidi="ar-SA"/>
+                <w14:ligatures w14:val="none"/>
+              </w:rPr>
+              <w:t>Owner</w:t>
+            </w:r>
+          </w:p>
+        </w:tc>
+        <w:tc>
+          <w:tcPr>
+            <w:tcW w:w="6480" w:type="dxa"/>
+            <w:hideMark/>
+          </w:tcPr>
+          <w:p>
+            <w:pPr>
+              <w:cnfStyle w:val="000000100000" w:firstRow="0" w:lastRow="0" w:firstColumn="0" w:lastColumn="0" w:oddVBand="0" w:evenVBand="0" w:oddHBand="1" w:evenHBand="0" w:firstRowFirstColumn="0" w:firstRowLastColumn="0" w:lastRowFirstColumn="0" w:lastRowLastColumn="0"/>
+              <w:rPr>
+                <w:rFonts w:ascii="Times New Roman" w:eastAsia="Times New Roman" w:hAnsi="Times New Roman" w:cs="Times New Roman"/>
+                <w:kern w:val="0"/>
+                <w:sz w:val="24"/>
+                <w:szCs w:val="24"/>
+                <w:lang w:val="en-GB" w:eastAsia="en-GB" w:bidi="ar-SA"/>
+                <w14:ligatures w14:val="none"/>
+              </w:rPr>
+            </w:pPr>
+            <w:r>
+              <w:rPr>
+                <w:rFonts w:ascii="Times New Roman" w:eastAsia="Times New Roman" w:hAnsi="Times New Roman" w:cs="Times New Roman"/>
+                <w:kern w:val="0"/>
+                <w:sz w:val="24"/>
+                <w:szCs w:val="24"/>
+                <w:lang w:val="en-GB" w:eastAsia="en-GB" w:bidi="ar-SA"/>
+                <w14:ligatures w14:val="none"/>
+              </w:rPr>
+              <w:t>Head of Procurement</w:t>
+            </w:r>
+          </w:p>
+        </w:tc>
+      </w:tr>
+      <w:tr>
+        <w:tc>
+          <w:tcPr>
+            <w:cnfStyle w:val="001000000000" w:firstRow="0" w:lastRow="0" w:firstColumn="1" w:lastColumn="0" w:oddVBand="0" w:evenVBand="0" w:oddHBand="0" w:evenHBand="0" w:firstRowFirstColumn="0" w:firstRowLastColumn="0" w:lastRowFirstColumn="0" w:lastRowLastColumn="0"/>
+            <w:tcW w:w="2605" w:type="dxa"/>
+            <w:hideMark/>
+          </w:tcPr>
+          <w:p>
+            <w:pPr>
+              <w:rPr>
+                <w:rFonts w:ascii="Times New Roman" w:eastAsia="Times New Roman" w:hAnsi="Times New Roman" w:cs="Times New Roman"/>
+                <w:kern w:val="0"/>
+                <w:sz w:val="24"/>
+                <w:szCs w:val="24"/>
+                <w:lang w:val="en-GB" w:eastAsia="en-GB" w:bidi="ar-SA"/>
+                <w14:ligatures w14:val="none"/>
+              </w:rPr>
+            </w:pPr>
+            <w:r>
+              <w:rPr>
+                <w:rFonts w:ascii="Times New Roman" w:eastAsia="Times New Roman" w:hAnsi="Times New Roman" w:cs="Times New Roman"/>
+                <w:kern w:val="0"/>
+                <w:sz w:val="24"/>
+                <w:szCs w:val="24"/>
+                <w:lang w:val="en-GB" w:eastAsia="en-GB" w:bidi="ar-SA"/>
+                <w14:ligatures w14:val="none"/>
+              </w:rPr>
+              <w:t>Approved By</w:t>
+            </w:r>
+          </w:p>
+        </w:tc>
+        <w:tc>
+          <w:tcPr>
+            <w:tcW w:w="6480" w:type="dxa"/>
+            <w:hideMark/>
+          </w:tcPr>
+          <w:p>
+            <w:pPr>
+              <w:cnfStyle w:val="000000000000" w:firstRow="0" w:lastRow="0" w:firstColumn="0" w:lastColumn="0" w:oddVBand="0" w:evenVBand="0" w:oddHBand="0" w:evenHBand="0" w:firstRowFirstColumn="0" w:firstRowLastColumn="0" w:lastRowFirstColumn="0" w:lastRowLastColumn="0"/>
+              <w:rPr>
+                <w:rFonts w:ascii="Times New Roman" w:eastAsia="Times New Roman" w:hAnsi="Times New Roman" w:cs="Times New Roman"/>
+                <w:kern w:val="0"/>
+                <w:sz w:val="24"/>
+                <w:szCs w:val="24"/>
+                <w:lang w:val="en-GB" w:eastAsia="en-GB" w:bidi="ar-SA"/>
+                <w14:ligatures w14:val="none"/>
+              </w:rPr>
+            </w:pPr>
+            <w:r>
+              <w:rPr>
+                <w:rFonts w:ascii="Times New Roman" w:eastAsia="Times New Roman" w:hAnsi="Times New Roman" w:cs="Times New Roman"/>
+                <w:kern w:val="0"/>
+                <w:sz w:val="24"/>
+                <w:szCs w:val="24"/>
+                <w:lang w:val="en-GB" w:eastAsia="en-GB" w:bidi="ar-SA"/>
+                <w14:ligatures w14:val="none"/>
+              </w:rPr>
+              <w:t>CEO / Board</w:t>
+            </w:r>
+          </w:p>
+        </w:tc>
+      </w:tr>
+      <w:tr>
+        <w:trPr>
+          <w:cnfStyle w:val="000000100000" w:firstRow="0" w:lastRow="0" w:firstColumn="0" w:lastColumn="0" w:oddVBand="0" w:evenVBand="0" w:oddHBand="1" w:evenHBand="0" w:firstRowFirstColumn="0" w:firstRowLastColumn="0" w:lastRowFirstColumn="0" w:lastRowLastColumn="0"/>
+        </w:trPr>
+        <w:tc>
+          <w:tcPr>
+            <w:cnfStyle w:val="001000000000" w:firstRow="0" w:lastRow="0" w:firstColumn="1" w:lastColumn="0" w:oddVBand="0" w:evenVBand="0" w:oddHBand="0" w:evenHBand="0" w:firstRowFirstColumn="0" w:firstRowLastColumn="0" w:lastRowFirstColumn="0" w:lastRowLastColumn="0"/>
+            <w:tcW w:w="2605" w:type="dxa"/>
+            <w:hideMark/>
+          </w:tcPr>
+          <w:p>
+            <w:pPr>
+              <w:rPr>
+                <w:rFonts w:ascii="Times New Roman" w:eastAsia="Times New Roman" w:hAnsi="Times New Roman" w:cs="Times New Roman"/>
+                <w:kern w:val="0"/>
+                <w:sz w:val="24"/>
+                <w:szCs w:val="24"/>
+                <w:lang w:val="en-GB" w:eastAsia="en-GB" w:bidi="ar-SA"/>
+                <w14:ligatures w14:val="none"/>
+              </w:rPr>
+            </w:pPr>
+            <w:r>
+              <w:rPr>
+                <w:rFonts w:ascii="Times New Roman" w:eastAsia="Times New Roman" w:hAnsi="Times New Roman" w:cs="Times New Roman"/>
+                <w:kern w:val="0"/>
+                <w:sz w:val="24"/>
+                <w:szCs w:val="24"/>
+                <w:lang w:val="en-GB" w:eastAsia="en-GB" w:bidi="ar-SA"/>
+                <w14:ligatures w14:val="none"/>
+              </w:rPr>
+              <w:t>Prepared By</w:t>
+            </w:r>
+          </w:p>
+        </w:tc>
+        <w:tc>
+          <w:tcPr>
+            <w:tcW w:w="6480" w:type="dxa"/>
+            <w:hideMark/>
+          </w:tcPr>
+          <w:p>
+            <w:pPr>
+              <w:cnfStyle w:val="000000100000" w:firstRow="0" w:lastRow="0" w:firstColumn="0" w:lastColumn="0" w:oddVBand="0" w:evenVBand="0" w:oddHBand="1" w:evenHBand="0" w:firstRowFirstColumn="0" w:firstRowLastColumn="0" w:lastRowFirstColumn="0" w:lastRowLastColumn="0"/>
+              <w:rPr>
+                <w:rFonts w:ascii="Times New Roman" w:eastAsia="Times New Roman" w:hAnsi="Times New Roman" w:cs="Times New Roman"/>
+                <w:kern w:val="0"/>
+                <w:sz w:val="24"/>
+                <w:szCs w:val="24"/>
+                <w:lang w:val="en-GB" w:eastAsia="en-GB" w:bidi="ar-SA"/>
+                <w14:ligatures w14:val="none"/>
+              </w:rPr>
+            </w:pPr>
+            <w:r>
+              <w:rPr>
+                <w:rFonts w:ascii="Times New Roman" w:eastAsia="Times New Roman" w:hAnsi="Times New Roman" w:cs="Times New Roman"/>
+                <w:kern w:val="0"/>
+                <w:sz w:val="24"/>
+                <w:szCs w:val="24"/>
+                <w:lang w:val="en-GB" w:eastAsia="en-GB" w:bidi="ar-SA"/>
+                <w14:ligatures w14:val="none"/>
+              </w:rPr>
+              <w:t>Governance Office</w:t>
+            </w:r>
+          </w:p>
+        </w:tc>
+      </w:tr>
+      <w:tr>
+        <w:tc>
+          <w:tcPr>
+            <w:cnfStyle w:val="001000000000" w:firstRow="0" w:lastRow="0" w:firstColumn="1" w:lastColumn="0" w:oddVBand="0" w:evenVBand="0" w:oddHBand="0" w:evenHBand="0" w:firstRowFirstColumn="0" w:firstRowLastColumn="0" w:lastRowFirstColumn="0" w:lastRowLastColumn="0"/>
+            <w:tcW w:w="2605" w:type="dxa"/>
+            <w:hideMark/>
+          </w:tcPr>
+          <w:p>
+            <w:pPr>
+              <w:rPr>
+                <w:rFonts w:ascii="Times New Roman" w:eastAsia="Times New Roman" w:hAnsi="Times New Roman" w:cs="Times New Roman"/>
+                <w:kern w:val="0"/>
+                <w:sz w:val="24"/>
+                <w:szCs w:val="24"/>
+                <w:lang w:val="en-GB" w:eastAsia="en-GB" w:bidi="ar-SA"/>
+                <w14:ligatures w14:val="none"/>
+              </w:rPr>
+            </w:pPr>
+            <w:r>
+              <w:rPr>
+                <w:rFonts w:ascii="Times New Roman" w:eastAsia="Times New Roman" w:hAnsi="Times New Roman" w:cs="Times New Roman"/>
+                <w:kern w:val="0"/>
+                <w:sz w:val="24"/>
+                <w:szCs w:val="24"/>
+                <w:lang w:val="en-GB" w:eastAsia="en-GB" w:bidi="ar-SA"/>
+                <w14:ligatures w14:val="none"/>
+              </w:rPr>
+              <w:t>Classification</w:t>
+            </w:r>
+          </w:p>
+        </w:tc>
+        <w:tc>
+          <w:tcPr>
+            <w:tcW w:w="6480" w:type="dxa"/>
+            <w:hideMark/>
+          </w:tcPr>
+          <w:p>
+            <w:pPr>
+              <w:cnfStyle w:val="000000000000" w:firstRow="0" w:lastRow="0" w:firstColumn="0" w:lastColumn="0" w:oddVBand="0" w:evenVBand="0" w:oddHBand="0" w:evenHBand="0" w:firstRowFirstColumn="0" w:firstRowLastColumn="0" w:lastRowFirstColumn="0" w:lastRowLastColumn="0"/>
+              <w:rPr>
+                <w:rFonts w:ascii="Times New Roman" w:eastAsia="Times New Roman" w:hAnsi="Times New Roman" w:cs="Times New Roman"/>
+                <w:kern w:val="0"/>
+                <w:sz w:val="24"/>
+                <w:szCs w:val="24"/>
+                <w:lang w:val="en-GB" w:eastAsia="en-GB" w:bidi="ar-SA"/>
+                <w14:ligatures w14:val="none"/>
+              </w:rPr>
+            </w:pPr>
+            <w:r>
+              <w:rPr>
+                <w:rFonts w:ascii="Times New Roman" w:eastAsia="Times New Roman" w:hAnsi="Times New Roman" w:cs="Times New Roman"/>
+                <w:kern w:val="0"/>
+                <w:sz w:val="24"/>
+                <w:szCs w:val="24"/>
+                <w:lang w:val="en-GB" w:eastAsia="en-GB" w:bidi="ar-SA"/>
+                <w14:ligatures w14:val="none"/>
+              </w:rPr>
+              <w:t>Internal</w:t>
+            </w:r>
+          </w:p>
+        </w:tc>
+      </w:tr>
+      <w:tr>
+        <w:trPr>
+          <w:cnfStyle w:val="000000100000" w:firstRow="0" w:lastRow="0" w:firstColumn="0" w:lastColumn="0" w:oddVBand="0" w:evenVBand="0" w:oddHBand="1" w:evenHBand="0" w:firstRowFirstColumn="0" w:firstRowLastColumn="0" w:lastRowFirstColumn="0" w:lastRowLastColumn="0"/>
+        </w:trPr>
+        <w:tc>
+          <w:tcPr>
+            <w:cnfStyle w:val="001000000000" w:firstRow="0" w:lastRow="0" w:firstColumn="1" w:lastColumn="0" w:oddVBand="0" w:evenVBand="0" w:oddHBand="0" w:evenHBand="0" w:firstRowFirstColumn="0" w:firstRowLastColumn="0" w:lastRowFirstColumn="0" w:lastRowLastColumn="0"/>
+            <w:tcW w:w="2605" w:type="dxa"/>
+            <w:hideMark/>
+          </w:tcPr>
+          <w:p>
+            <w:pPr>
+              <w:rPr>
+                <w:rFonts w:ascii="Times New Roman" w:eastAsia="Times New Roman" w:hAnsi="Times New Roman" w:cs="Times New Roman"/>
+                <w:kern w:val="0"/>
+                <w:sz w:val="24"/>
+                <w:szCs w:val="24"/>
+                <w:lang w:val="en-GB" w:eastAsia="en-GB" w:bidi="ar-SA"/>
+                <w14:ligatures w14:val="none"/>
+              </w:rPr>
+            </w:pPr>
+            <w:r>
+              <w:rPr>
+                <w:rFonts w:ascii="Times New Roman" w:eastAsia="Times New Roman" w:hAnsi="Times New Roman" w:cs="Times New Roman"/>
+                <w:kern w:val="0"/>
+                <w:sz w:val="24"/>
+                <w:szCs w:val="24"/>
+                <w:lang w:val="en-GB" w:eastAsia="en-GB" w:bidi="ar-SA"/>
+                <w14:ligatures w14:val="none"/>
+              </w:rPr>
+              <w:t>Next Review</w:t>
+            </w:r>
+          </w:p>
+        </w:tc>
+        <w:tc>
+          <w:tcPr>
+            <w:tcW w:w="6480" w:type="dxa"/>
+            <w:hideMark/>
+          </w:tcPr>
+          <w:p>
+            <w:pPr>
+              <w:cnfStyle w:val="000000100000" w:firstRow="0" w:lastRow="0" w:firstColumn="0" w:lastColumn="0" w:oddVBand="0" w:evenVBand="0" w:oddHBand="1" w:evenHBand="0" w:firstRowFirstColumn="0" w:firstRowLastColumn="0" w:lastRowFirstColumn="0" w:lastRowLastColumn="0"/>
+              <w:rPr>
+                <w:rFonts w:ascii="Times New Roman" w:eastAsia="Times New Roman" w:hAnsi="Times New Roman" w:cs="Times New Roman"/>
+                <w:kern w:val="0"/>
+                <w:sz w:val="24"/>
+                <w:szCs w:val="24"/>
+                <w:lang w:val="en-GB" w:eastAsia="en-GB" w:bidi="ar-SA"/>
+                <w14:ligatures w14:val="none"/>
+              </w:rPr>
+            </w:pPr>
+            <w:r>
+              <w:rPr>
+                <w:rFonts w:ascii="Times New Roman" w:eastAsia="Times New Roman" w:hAnsi="Times New Roman" w:cs="Times New Roman"/>
+                <w:kern w:val="0"/>
+                <w:sz w:val="24"/>
+                <w:szCs w:val="24"/>
+                <w:lang w:val="en-GB" w:eastAsia="en-GB" w:bidi="ar-SA"/>
+                <w14:ligatures w14:val="none"/>
+              </w:rPr>
+              <w:t>Jan 2027</w:t>
+            </w:r>
+          </w:p>
+        </w:tc>
+      </w:tr>
+    </w:tbl>
+    <w:p>
+      <w:pPr>
+        <w:rPr>
+          <w:rFonts w:ascii="Times New Roman" w:eastAsia="Times New Roman" w:hAnsi="Times New Roman" w:cs="Times New Roman"/>
+          <w:kern w:val="0"/>
+          <w:sz w:val="24"/>
+          <w:szCs w:val="24"/>
+          <w:lang w:val="en-GB" w:eastAsia="en-GB" w:bidi="ar-SA"/>
+          <w14:ligatures w14:val="none"/>
+        </w:rPr>
+      </w:pPr>
+    </w:p>
+    <w:p>
+      <w:pPr>
+        <w:rPr>
+          <w:rFonts w:ascii="Times New Roman" w:eastAsia="Times New Roman" w:hAnsi="Times New Roman" w:cs="Times New Roman"/>
+          <w:b/>
+          <w:bCs/>
+          <w:kern w:val="0"/>
+          <w:sz w:val="27"/>
+          <w:szCs w:val="27"/>
+          <w:lang w:val="en-GB" w:eastAsia="en-GB" w:bidi="ar-SA"/>
+          <w14:ligatures w14:val="none"/>
+        </w:rPr>
+      </w:pPr>
+      <w:r>
+        <w:rPr>
+          <w:rFonts w:ascii="Times New Roman" w:eastAsia="Times New Roman" w:hAnsi="Times New Roman" w:cs="Times New Roman"/>
+          <w:b/>
+          <w:bCs/>
+          <w:kern w:val="0"/>
+          <w:sz w:val="27"/>
+          <w:szCs w:val="27"/>
+          <w:lang w:val="en-GB" w:eastAsia="en-GB" w:bidi="ar-SA"/>
+          <w14:ligatures w14:val="none"/>
+        </w:rPr>
+        <w:t>Revision History</w:t>
+      </w:r>
+    </w:p>
+    <w:tbl>
+      <w:tblPr>
+        <w:tblStyle w:val="PlainTable1"/>
+        <w:tblW w:w="9085" w:type="dxa"/>
+        <w:tblLook w:val="04A0" w:firstRow="1" w:lastRow="0" w:firstColumn="1" w:lastColumn="0" w:noHBand="0" w:noVBand="1"/>
+      </w:tblPr>
+      <w:tblGrid>
+        <w:gridCol w:w="1016"/>
+        <w:gridCol w:w="1376"/>
+        <w:gridCol w:w="2049"/>
+        <w:gridCol w:w="4644"/>
+      </w:tblGrid>
+      <w:tr>
+        <w:trPr>
+          <w:cnfStyle w:val="100000000000" w:firstRow="1" w:lastRow="0" w:firstColumn="0" w:lastColumn="0" w:oddVBand="0" w:evenVBand="0" w:oddHBand="0" w:evenHBand="0" w:firstRowFirstColumn="0" w:firstRowLastColumn="0" w:lastRowFirstColumn="0" w:lastRowLastColumn="0"/>
+        </w:trPr>
+        <w:tc>
+          <w:tcPr>
+            <w:cnfStyle w:val="001000000000" w:firstRow="0" w:lastRow="0" w:firstColumn="1" w:lastColumn="0" w:oddVBand="0" w:evenVBand="0" w:oddHBand="0" w:evenHBand="0" w:firstRowFirstColumn="0" w:firstRowLastColumn="0" w:lastRowFirstColumn="0" w:lastRowLastColumn="0"/>
+            <w:tcW w:w="0" w:type="auto"/>
+            <w:shd w:val="clear" w:color="auto" w:fill="0A2F41" w:themeFill="accent1" w:themeFillShade="80"/>
+            <w:hideMark/>
+          </w:tcPr>
+          <w:p>
+            <w:pPr>
+              <w:jc w:val="center"/>
+              <w:rPr>
+                <w:rFonts w:ascii="Times New Roman" w:eastAsia="Times New Roman" w:hAnsi="Times New Roman" w:cs="Times New Roman"/>
+                <w:kern w:val="0"/>
+                <w:sz w:val="24"/>
+                <w:szCs w:val="24"/>
+                <w:lang w:val="en-GB" w:eastAsia="en-GB" w:bidi="ar-SA"/>
+                <w14:ligatures w14:val="none"/>
+              </w:rPr>
+            </w:pPr>
+            <w:r>
+              <w:rPr>
+                <w:rFonts w:ascii="Times New Roman" w:eastAsia="Times New Roman" w:hAnsi="Times New Roman" w:cs="Times New Roman"/>
+                <w:kern w:val="0"/>
+                <w:sz w:val="24"/>
+                <w:szCs w:val="24"/>
+                <w:lang w:val="en-GB" w:eastAsia="en-GB" w:bidi="ar-SA"/>
+                <w14:ligatures w14:val="none"/>
+              </w:rPr>
+              <w:t>Version</w:t>
+            </w:r>
+          </w:p>
+        </w:tc>
+        <w:tc>
+          <w:tcPr>
+            <w:tcW w:w="0" w:type="auto"/>
+            <w:shd w:val="clear" w:color="auto" w:fill="0A2F41" w:themeFill="accent1" w:themeFillShade="80"/>
+            <w:hideMark/>
+          </w:tcPr>
+          <w:p>
+            <w:pPr>
+              <w:jc w:val="center"/>
+              <w:cnfStyle w:val="100000000000" w:firstRow="1" w:lastRow="0" w:firstColumn="0" w:lastColumn="0" w:oddVBand="0" w:evenVBand="0" w:oddHBand="0" w:evenHBand="0" w:firstRowFirstColumn="0" w:firstRowLastColumn="0" w:lastRowFirstColumn="0" w:lastRowLastColumn="0"/>
+              <w:rPr>
+                <w:rFonts w:ascii="Times New Roman" w:eastAsia="Times New Roman" w:hAnsi="Times New Roman" w:cs="Times New Roman"/>
+                <w:kern w:val="0"/>
+                <w:sz w:val="24"/>
+                <w:szCs w:val="24"/>
+                <w:lang w:val="en-GB" w:eastAsia="en-GB" w:bidi="ar-SA"/>
+                <w14:ligatures w14:val="none"/>
+              </w:rPr>
+            </w:pPr>
+            <w:r>
+              <w:rPr>
+                <w:rFonts w:ascii="Times New Roman" w:eastAsia="Times New Roman" w:hAnsi="Times New Roman" w:cs="Times New Roman"/>
+                <w:kern w:val="0"/>
+                <w:sz w:val="24"/>
+                <w:szCs w:val="24"/>
+                <w:lang w:val="en-GB" w:eastAsia="en-GB" w:bidi="ar-SA"/>
+                <w14:ligatures w14:val="none"/>
+              </w:rPr>
+              <w:t>Date</w:t>
+            </w:r>
+          </w:p>
+        </w:tc>
+        <w:tc>
+          <w:tcPr>
+            <w:tcW w:w="0" w:type="auto"/>
+            <w:shd w:val="clear" w:color="auto" w:fill="0A2F41" w:themeFill="accent1" w:themeFillShade="80"/>
+            <w:hideMark/>
+          </w:tcPr>
+          <w:p>
+            <w:pPr>
+              <w:jc w:val="center"/>
+              <w:cnfStyle w:val="100000000000" w:firstRow="1" w:lastRow="0" w:firstColumn="0" w:lastColumn="0" w:oddVBand="0" w:evenVBand="0" w:oddHBand="0" w:evenHBand="0" w:firstRowFirstColumn="0" w:firstRowLastColumn="0" w:lastRowFirstColumn="0" w:lastRowLastColumn="0"/>
+              <w:rPr>
+                <w:rFonts w:ascii="Times New Roman" w:eastAsia="Times New Roman" w:hAnsi="Times New Roman" w:cs="Times New Roman"/>
+                <w:kern w:val="0"/>
+                <w:sz w:val="24"/>
+                <w:szCs w:val="24"/>
+                <w:lang w:val="en-GB" w:eastAsia="en-GB" w:bidi="ar-SA"/>
+                <w14:ligatures w14:val="none"/>
+              </w:rPr>
+            </w:pPr>
+            <w:r>
+              <w:rPr>
+                <w:rFonts w:ascii="Times New Roman" w:eastAsia="Times New Roman" w:hAnsi="Times New Roman" w:cs="Times New Roman"/>
+                <w:kern w:val="0"/>
+                <w:sz w:val="24"/>
+                <w:szCs w:val="24"/>
+                <w:lang w:val="en-GB" w:eastAsia="en-GB" w:bidi="ar-SA"/>
+                <w14:ligatures w14:val="none"/>
+              </w:rPr>
+              <w:t>Author</w:t>
+            </w:r>
+          </w:p>
+        </w:tc>
+        <w:tc>
+          <w:tcPr>
+            <w:tcW w:w="4644" w:type="dxa"/>
+            <w:shd w:val="clear" w:color="auto" w:fill="0A2F41" w:themeFill="accent1" w:themeFillShade="80"/>
+            <w:hideMark/>
+          </w:tcPr>
+          <w:p>
+            <w:pPr>
+              <w:jc w:val="center"/>
+              <w:cnfStyle w:val="100000000000" w:firstRow="1" w:lastRow="0" w:firstColumn="0" w:lastColumn="0" w:oddVBand="0" w:evenVBand="0" w:oddHBand="0" w:evenHBand="0" w:firstRowFirstColumn="0" w:firstRowLastColumn="0" w:lastRowFirstColumn="0" w:lastRowLastColumn="0"/>
+              <w:rPr>
+                <w:rFonts w:ascii="Times New Roman" w:eastAsia="Times New Roman" w:hAnsi="Times New Roman" w:cs="Times New Roman"/>
+                <w:kern w:val="0"/>
+                <w:sz w:val="24"/>
+                <w:szCs w:val="24"/>
+                <w:lang w:val="en-GB" w:eastAsia="en-GB" w:bidi="ar-SA"/>
+                <w14:ligatures w14:val="none"/>
+              </w:rPr>
+            </w:pPr>
+            <w:r>
+              <w:rPr>
+                <w:rFonts w:ascii="Times New Roman" w:eastAsia="Times New Roman" w:hAnsi="Times New Roman" w:cs="Times New Roman"/>
+                <w:kern w:val="0"/>
+                <w:sz w:val="24"/>
+                <w:szCs w:val="24"/>
+                <w:lang w:val="en-GB" w:eastAsia="en-GB" w:bidi="ar-SA"/>
+                <w14:ligatures w14:val="none"/>
+              </w:rPr>
+              <w:t>Changes</w:t>
+            </w:r>
+          </w:p>
+        </w:tc>
+      </w:tr>
+      <w:tr>
+        <w:trPr>
+          <w:cnfStyle w:val="000000100000" w:firstRow="0" w:lastRow="0" w:firstColumn="0" w:lastColumn="0" w:oddVBand="0" w:evenVBand="0" w:oddHBand="1" w:evenHBand="0" w:firstRowFirstColumn="0" w:firstRowLastColumn="0" w:lastRowFirstColumn="0" w:lastRowLastColumn="0"/>
+        </w:trPr>
+        <w:tc>
+          <w:tcPr>
+            <w:cnfStyle w:val="001000000000" w:firstRow="0" w:lastRow="0" w:firstColumn="1" w:lastColumn="0" w:oddVBand="0" w:evenVBand="0" w:oddHBand="0" w:evenHBand="0" w:firstRowFirstColumn="0" w:firstRowLastColumn="0" w:lastRowFirstColumn="0" w:lastRowLastColumn="0"/>
+            <w:tcW w:w="0" w:type="auto"/>
+            <w:hideMark/>
+          </w:tcPr>
+          <w:p>
+            <w:pPr>
+              <w:rPr>
+                <w:rFonts w:ascii="Times New Roman" w:eastAsia="Times New Roman" w:hAnsi="Times New Roman" w:cs="Times New Roman"/>
+                <w:kern w:val="0"/>
+                <w:sz w:val="24"/>
+                <w:szCs w:val="24"/>
+                <w:lang w:val="en-GB" w:eastAsia="en-GB" w:bidi="ar-SA"/>
+                <w14:ligatures w14:val="none"/>
+              </w:rPr>
+            </w:pPr>
+            <w:r>
+              <w:rPr>
+                <w:rFonts w:ascii="Times New Roman" w:eastAsia="Times New Roman" w:hAnsi="Times New Roman" w:cs="Times New Roman"/>
+                <w:kern w:val="0"/>
+                <w:sz w:val="24"/>
+                <w:szCs w:val="24"/>
+                <w:lang w:val="en-GB" w:eastAsia="en-GB" w:bidi="ar-SA"/>
+                <w14:ligatures w14:val="none"/>
+              </w:rPr>
+              <w:t>1.0</w:t>
+            </w:r>
+          </w:p>
+        </w:tc>
+        <w:tc>
+          <w:tcPr>
+            <w:tcW w:w="0" w:type="auto"/>
+            <w:hideMark/>
+          </w:tcPr>
+          <w:p>
+            <w:pPr>
+              <w:cnfStyle w:val="000000100000" w:firstRow="0" w:lastRow="0" w:firstColumn="0" w:lastColumn="0" w:oddVBand="0" w:evenVBand="0" w:oddHBand="1" w:evenHBand="0" w:firstRowFirstColumn="0" w:firstRowLastColumn="0" w:lastRowFirstColumn="0" w:lastRowLastColumn="0"/>
+              <w:rPr>
+                <w:rFonts w:ascii="Times New Roman" w:eastAsia="Times New Roman" w:hAnsi="Times New Roman" w:cs="Times New Roman"/>
+                <w:kern w:val="0"/>
+                <w:sz w:val="24"/>
+                <w:szCs w:val="24"/>
+                <w:lang w:val="en-GB" w:eastAsia="en-GB" w:bidi="ar-SA"/>
+                <w14:ligatures w14:val="none"/>
+              </w:rPr>
+            </w:pPr>
+            <w:r>
+              <w:rPr>
+                <w:rFonts w:ascii="Times New Roman" w:eastAsia="Times New Roman" w:hAnsi="Times New Roman" w:cs="Times New Roman"/>
+                <w:kern w:val="0"/>
+                <w:sz w:val="24"/>
+                <w:szCs w:val="24"/>
+                <w:lang w:val="en-GB" w:eastAsia="en-GB" w:bidi="ar-SA"/>
+                <w14:ligatures w14:val="none"/>
+              </w:rPr>
+              <w:t>01 Jan 2026</w:t>
+            </w:r>
+          </w:p>
+        </w:tc>
+        <w:tc>
+          <w:tcPr>
+            <w:tcW w:w="0" w:type="auto"/>
+            <w:hideMark/>
+          </w:tcPr>
+          <w:p>
+            <w:pPr>
+              <w:cnfStyle w:val="000000100000" w:firstRow="0" w:lastRow="0" w:firstColumn="0" w:lastColumn="0" w:oddVBand="0" w:evenVBand="0" w:oddHBand="1" w:evenHBand="0" w:firstRowFirstColumn="0" w:firstRowLastColumn="0" w:lastRowFirstColumn="0" w:lastRowLastColumn="0"/>
+              <w:rPr>
+                <w:rFonts w:ascii="Times New Roman" w:eastAsia="Times New Roman" w:hAnsi="Times New Roman" w:cs="Times New Roman"/>
+                <w:kern w:val="0"/>
+                <w:sz w:val="24"/>
+                <w:szCs w:val="24"/>
+                <w:lang w:val="en-GB" w:eastAsia="en-GB" w:bidi="ar-SA"/>
+                <w14:ligatures w14:val="none"/>
+              </w:rPr>
+            </w:pPr>
+            <w:r>
+              <w:rPr>
+                <w:rFonts w:ascii="Times New Roman" w:eastAsia="Times New Roman" w:hAnsi="Times New Roman" w:cs="Times New Roman"/>
+                <w:kern w:val="0"/>
+                <w:sz w:val="24"/>
+                <w:szCs w:val="24"/>
+                <w:lang w:val="en-GB" w:eastAsia="en-GB" w:bidi="ar-SA"/>
+                <w14:ligatures w14:val="none"/>
+              </w:rPr>
+              <w:t>Governance Office</w:t>
+            </w:r>
+          </w:p>
+        </w:tc>
+        <w:tc>
+          <w:tcPr>
+            <w:tcW w:w="4644" w:type="dxa"/>
+            <w:hideMark/>
+          </w:tcPr>
+          <w:p>
+            <w:pPr>
+              <w:cnfStyle w:val="000000100000" w:firstRow="0" w:lastRow="0" w:firstColumn="0" w:lastColumn="0" w:oddVBand="0" w:evenVBand="0" w:oddHBand="1" w:evenHBand="0" w:firstRowFirstColumn="0" w:firstRowLastColumn="0" w:lastRowFirstColumn="0" w:lastRowLastColumn="0"/>
+              <w:rPr>
+                <w:rFonts w:ascii="Times New Roman" w:eastAsia="Times New Roman" w:hAnsi="Times New Roman" w:cs="Times New Roman"/>
+                <w:kern w:val="0"/>
+                <w:sz w:val="24"/>
+                <w:szCs w:val="24"/>
+                <w:lang w:val="en-GB" w:eastAsia="en-GB" w:bidi="ar-SA"/>
+                <w14:ligatures w14:val="none"/>
+              </w:rPr>
+            </w:pPr>
+            <w:r>
+              <w:rPr>
+                <w:rFonts w:ascii="Times New Roman" w:eastAsia="Times New Roman" w:hAnsi="Times New Roman" w:cs="Times New Roman"/>
+                <w:kern w:val="0"/>
+                <w:sz w:val="24"/>
+                <w:szCs w:val="24"/>
+                <w:lang w:val="en-GB" w:eastAsia="en-GB" w:bidi="ar-SA"/>
+                <w14:ligatures w14:val="none"/>
+              </w:rPr>
+              <w:t>Initial Issue</w:t>
+            </w:r>
+          </w:p>
+        </w:tc>
+      </w:tr>
+    </w:tbl>
+    <w:p>
+      <w:pPr>
+        <w:rPr>
+          <w:rFonts w:ascii="Times New Roman" w:eastAsia="Times New Roman" w:hAnsi="Times New Roman" w:cs="Times New Roman"/>
+          <w:b/>
+          <w:bCs/>
+          <w:kern w:val="0"/>
+          <w:sz w:val="27"/>
+          <w:szCs w:val="27"/>
+          <w:lang w:val="en-GB" w:eastAsia="en-GB" w:bidi="ar-SA"/>
+          <w14:ligatures w14:val="none"/>
+        </w:rPr>
+      </w:pPr>
+      <w:r>
+        <w:rPr>
+          <w:rFonts w:ascii="Times New Roman" w:eastAsia="Times New Roman" w:hAnsi="Times New Roman" w:cs="Times New Roman"/>
+          <w:b/>
+          <w:bCs/>
+          <w:kern w:val="0"/>
+          <w:sz w:val="27"/>
+          <w:szCs w:val="27"/>
+          <w:lang w:val="en-GB" w:eastAsia="en-GB" w:bidi="ar-SA"/>
+          <w14:ligatures w14:val="none"/>
+        </w:rPr>
+        <w:t>Distribution List</w:t>
+      </w:r>
+    </w:p>
+    <w:tbl>
+      <w:tblPr>
+        <w:tblStyle w:val="PlainTable1"/>
+        <w:tblW w:w="9085" w:type="dxa"/>
+        <w:tblLook w:val="04A0" w:firstRow="1" w:lastRow="0" w:firstColumn="1" w:lastColumn="0" w:noHBand="0" w:noVBand="1"/>
+      </w:tblPr>
+      <w:tblGrid>
+        <w:gridCol w:w="1563"/>
+        <w:gridCol w:w="7522"/>
+      </w:tblGrid>
+      <w:tr>
+        <w:trPr>
+          <w:cnfStyle w:val="100000000000" w:firstRow="1" w:lastRow="0" w:firstColumn="0" w:lastColumn="0" w:oddVBand="0" w:evenVBand="0" w:oddHBand="0" w:evenHBand="0" w:firstRowFirstColumn="0" w:firstRowLastColumn="0" w:lastRowFirstColumn="0" w:lastRowLastColumn="0"/>
+        </w:trPr>
+        <w:tc>
+          <w:tcPr>
+            <w:cnfStyle w:val="001000000000" w:firstRow="0" w:lastRow="0" w:firstColumn="1" w:lastColumn="0" w:oddVBand="0" w:evenVBand="0" w:oddHBand="0" w:evenHBand="0" w:firstRowFirstColumn="0" w:firstRowLastColumn="0" w:lastRowFirstColumn="0" w:lastRowLastColumn="0"/>
+            <w:tcW w:w="0" w:type="auto"/>
+            <w:shd w:val="clear" w:color="auto" w:fill="0A2F41" w:themeFill="accent1" w:themeFillShade="80"/>
+            <w:hideMark/>
+          </w:tcPr>
+          <w:p>
+            <w:pPr>
+              <w:jc w:val="center"/>
+              <w:rPr>
+                <w:rFonts w:ascii="Times New Roman" w:eastAsia="Times New Roman" w:hAnsi="Times New Roman" w:cs="Times New Roman"/>
+                <w:kern w:val="0"/>
+                <w:sz w:val="24"/>
+                <w:szCs w:val="24"/>
+                <w:lang w:val="en-GB" w:eastAsia="en-GB" w:bidi="ar-SA"/>
+                <w14:ligatures w14:val="none"/>
+              </w:rPr>
+            </w:pPr>
+            <w:r>
+              <w:rPr>
+                <w:rFonts w:ascii="Times New Roman" w:eastAsia="Times New Roman" w:hAnsi="Times New Roman" w:cs="Times New Roman"/>
+                <w:kern w:val="0"/>
+                <w:sz w:val="24"/>
+                <w:szCs w:val="24"/>
+                <w:lang w:val="en-GB" w:eastAsia="en-GB" w:bidi="ar-SA"/>
+                <w14:ligatures w14:val="none"/>
+              </w:rPr>
+              <w:t>Department</w:t>
+            </w:r>
+          </w:p>
+        </w:tc>
+        <w:tc>
+          <w:tcPr>
+            <w:tcW w:w="7522" w:type="dxa"/>
+            <w:shd w:val="clear" w:color="auto" w:fill="0A2F41" w:themeFill="accent1" w:themeFillShade="80"/>
+            <w:hideMark/>
+          </w:tcPr>
+          <w:p>
+            <w:pPr>
+              <w:jc w:val="center"/>
+              <w:cnfStyle w:val="100000000000" w:firstRow="1" w:lastRow="0" w:firstColumn="0" w:lastColumn="0" w:oddVBand="0" w:evenVBand="0" w:oddHBand="0" w:evenHBand="0" w:firstRowFirstColumn="0" w:firstRowLastColumn="0" w:lastRowFirstColumn="0" w:lastRowLastColumn="0"/>
+              <w:rPr>
+                <w:rFonts w:ascii="Times New Roman" w:eastAsia="Times New Roman" w:hAnsi="Times New Roman" w:cs="Times New Roman"/>
+                <w:kern w:val="0"/>
+                <w:sz w:val="24"/>
+                <w:szCs w:val="24"/>
+                <w:lang w:val="en-GB" w:eastAsia="en-GB" w:bidi="ar-SA"/>
+                <w14:ligatures w14:val="none"/>
+              </w:rPr>
+            </w:pPr>
+            <w:r>
+              <w:rPr>
+                <w:rFonts w:ascii="Times New Roman" w:eastAsia="Times New Roman" w:hAnsi="Times New Roman" w:cs="Times New Roman"/>
+                <w:kern w:val="0"/>
+                <w:sz w:val="24"/>
+                <w:szCs w:val="24"/>
+                <w:lang w:val="en-GB" w:eastAsia="en-GB" w:bidi="ar-SA"/>
+                <w14:ligatures w14:val="none"/>
+              </w:rPr>
+              <w:t>Access</w:t>
+            </w:r>
+          </w:p>
+        </w:tc>
+      </w:tr>
+      <w:tr>
+        <w:trPr>
+          <w:cnfStyle w:val="000000100000" w:firstRow="0" w:lastRow="0" w:firstColumn="0" w:lastColumn="0" w:oddVBand="0" w:evenVBand="0" w:oddHBand="1" w:evenHBand="0" w:firstRowFirstColumn="0" w:firstRowLastColumn="0" w:lastRowFirstColumn="0" w:lastRowLastColumn="0"/>
+        </w:trPr>
+        <w:tc>
+          <w:tcPr>
+            <w:cnfStyle w:val="001000000000" w:firstRow="0" w:lastRow="0" w:firstColumn="1" w:lastColumn="0" w:oddVBand="0" w:evenVBand="0" w:oddHBand="0" w:evenHBand="0" w:firstRowFirstColumn="0" w:firstRowLastColumn="0" w:lastRowFirstColumn="0" w:lastRowLastColumn="0"/>
+            <w:tcW w:w="0" w:type="auto"/>
+            <w:hideMark/>
+          </w:tcPr>
+          <w:p>
+            <w:pPr>
+              <w:rPr>
+                <w:rFonts w:ascii="Times New Roman" w:eastAsia="Times New Roman" w:hAnsi="Times New Roman" w:cs="Times New Roman"/>
+                <w:kern w:val="0"/>
+                <w:sz w:val="24"/>
+                <w:szCs w:val="24"/>
+                <w:lang w:val="en-GB" w:eastAsia="en-GB" w:bidi="ar-SA"/>
+                <w14:ligatures w14:val="none"/>
+              </w:rPr>
+            </w:pPr>
+            <w:r>
+              <w:rPr>
+                <w:rFonts w:ascii="Times New Roman" w:eastAsia="Times New Roman" w:hAnsi="Times New Roman" w:cs="Times New Roman"/>
+                <w:kern w:val="0"/>
+                <w:sz w:val="24"/>
+                <w:szCs w:val="24"/>
+                <w:lang w:val="en-GB" w:eastAsia="en-GB" w:bidi="ar-SA"/>
+                <w14:ligatures w14:val="none"/>
+              </w:rPr>
+              <w:t>Board</w:t>
+            </w:r>
+          </w:p>
+        </w:tc>
+        <w:tc>
+          <w:tcPr>
+            <w:tcW w:w="7522" w:type="dxa"/>
+            <w:hideMark/>
+          </w:tcPr>
+          <w:p>
+            <w:pPr>
+              <w:cnfStyle w:val="000000100000" w:firstRow="0" w:lastRow="0" w:firstColumn="0" w:lastColumn="0" w:oddVBand="0" w:evenVBand="0" w:oddHBand="1" w:evenHBand="0" w:firstRowFirstColumn="0" w:firstRowLastColumn="0" w:lastRowFirstColumn="0" w:lastRowLastColumn="0"/>
+              <w:rPr>
+                <w:rFonts w:ascii="Times New Roman" w:eastAsia="Times New Roman" w:hAnsi="Times New Roman" w:cs="Times New Roman"/>
+                <w:kern w:val="0"/>
+                <w:sz w:val="24"/>
+                <w:szCs w:val="24"/>
+                <w:lang w:val="en-GB" w:eastAsia="en-GB" w:bidi="ar-SA"/>
+                <w14:ligatures w14:val="none"/>
+              </w:rPr>
+            </w:pPr>
+            <w:r>
+              <w:rPr>
+                <w:rFonts w:ascii="Times New Roman" w:eastAsia="Times New Roman" w:hAnsi="Times New Roman" w:cs="Times New Roman"/>
+                <w:kern w:val="0"/>
+                <w:sz w:val="24"/>
+                <w:szCs w:val="24"/>
+                <w:lang w:val="en-GB" w:eastAsia="en-GB" w:bidi="ar-SA"/>
+                <w14:ligatures w14:val="none"/>
+              </w:rPr>
+              <w:t>Full</w:t>
+            </w:r>
+          </w:p>
+        </w:tc>
+      </w:tr>
+      <w:tr>
+        <w:tc>
+          <w:tcPr>
+            <w:cnfStyle w:val="001000000000" w:firstRow="0" w:lastRow="0" w:firstColumn="1" w:lastColumn="0" w:oddVBand="0" w:evenVBand="0" w:oddHBand="0" w:evenHBand="0" w:firstRowFirstColumn="0" w:firstRowLastColumn="0" w:lastRowFirstColumn="0" w:lastRowLastColumn="0"/>
+            <w:tcW w:w="0" w:type="auto"/>
+            <w:hideMark/>
+          </w:tcPr>
+          <w:p>
+            <w:pPr>
+              <w:rPr>
+                <w:rFonts w:ascii="Times New Roman" w:eastAsia="Times New Roman" w:hAnsi="Times New Roman" w:cs="Times New Roman"/>
+                <w:kern w:val="0"/>
+                <w:sz w:val="24"/>
+                <w:szCs w:val="24"/>
+                <w:lang w:val="en-GB" w:eastAsia="en-GB" w:bidi="ar-SA"/>
+                <w14:ligatures w14:val="none"/>
+              </w:rPr>
+            </w:pPr>
+            <w:r>
+              <w:rPr>
+                <w:rFonts w:ascii="Times New Roman" w:eastAsia="Times New Roman" w:hAnsi="Times New Roman" w:cs="Times New Roman"/>
+                <w:kern w:val="0"/>
+                <w:sz w:val="24"/>
+                <w:szCs w:val="24"/>
+                <w:lang w:val="en-GB" w:eastAsia="en-GB" w:bidi="ar-SA"/>
+                <w14:ligatures w14:val="none"/>
+              </w:rPr>
+              <w:t>Management</w:t>
+            </w:r>
+          </w:p>
+        </w:tc>
+        <w:tc>
+          <w:tcPr>
+            <w:tcW w:w="7522" w:type="dxa"/>
+            <w:hideMark/>
+          </w:tcPr>
+          <w:p>
+            <w:pPr>
+              <w:cnfStyle w:val="000000000000" w:firstRow="0" w:lastRow="0" w:firstColumn="0" w:lastColumn="0" w:oddVBand="0" w:evenVBand="0" w:oddHBand="0" w:evenHBand="0" w:firstRowFirstColumn="0" w:firstRowLastColumn="0" w:lastRowFirstColumn="0" w:lastRowLastColumn="0"/>
+              <w:rPr>
+                <w:rFonts w:ascii="Times New Roman" w:eastAsia="Times New Roman" w:hAnsi="Times New Roman" w:cs="Times New Roman"/>
+                <w:kern w:val="0"/>
+                <w:sz w:val="24"/>
+                <w:szCs w:val="24"/>
+                <w:lang w:val="en-GB" w:eastAsia="en-GB" w:bidi="ar-SA"/>
+                <w14:ligatures w14:val="none"/>
+              </w:rPr>
+            </w:pPr>
+            <w:r>
+              <w:rPr>
+                <w:rFonts w:ascii="Times New Roman" w:eastAsia="Times New Roman" w:hAnsi="Times New Roman" w:cs="Times New Roman"/>
+                <w:kern w:val="0"/>
+                <w:sz w:val="24"/>
+                <w:szCs w:val="24"/>
+                <w:lang w:val="en-GB" w:eastAsia="en-GB" w:bidi="ar-SA"/>
+                <w14:ligatures w14:val="none"/>
+              </w:rPr>
+              <w:t>Full</w:t>
+            </w:r>
+          </w:p>
+        </w:tc>
+      </w:tr>
+      <w:tr>
+        <w:trPr>
+          <w:cnfStyle w:val="000000100000" w:firstRow="0" w:lastRow="0" w:firstColumn="0" w:lastColumn="0" w:oddVBand="0" w:evenVBand="0" w:oddHBand="1" w:evenHBand="0" w:firstRowFirstColumn="0" w:firstRowLastColumn="0" w:lastRowFirstColumn="0" w:lastRowLastColumn="0"/>
+        </w:trPr>
+        <w:tc>
+          <w:tcPr>
+            <w:cnfStyle w:val="001000000000" w:firstRow="0" w:lastRow="0" w:firstColumn="1" w:lastColumn="0" w:oddVBand="0" w:evenVBand="0" w:oddHBand="0" w:evenHBand="0" w:firstRowFirstColumn="0" w:firstRowLastColumn="0" w:lastRowFirstColumn="0" w:lastRowLastColumn="0"/>
+            <w:tcW w:w="0" w:type="auto"/>
+            <w:hideMark/>
+          </w:tcPr>
+          <w:p>
+            <w:pPr>
+              <w:rPr>
+                <w:rFonts w:ascii="Times New Roman" w:eastAsia="Times New Roman" w:hAnsi="Times New Roman" w:cs="Times New Roman"/>
+                <w:kern w:val="0"/>
+                <w:sz w:val="24"/>
+                <w:szCs w:val="24"/>
+                <w:lang w:val="en-GB" w:eastAsia="en-GB" w:bidi="ar-SA"/>
+                <w14:ligatures w14:val="none"/>
+              </w:rPr>
+            </w:pPr>
+            <w:r>
+              <w:rPr>
+                <w:rFonts w:ascii="Times New Roman" w:eastAsia="Times New Roman" w:hAnsi="Times New Roman" w:cs="Times New Roman"/>
+                <w:kern w:val="0"/>
+                <w:sz w:val="24"/>
+                <w:szCs w:val="24"/>
+                <w:lang w:val="en-GB" w:eastAsia="en-GB" w:bidi="ar-SA"/>
+                <w14:ligatures w14:val="none"/>
+              </w:rPr>
+              <w:t>Departments</w:t>
+            </w:r>
+          </w:p>
+        </w:tc>
+        <w:tc>
+          <w:tcPr>
+            <w:tcW w:w="7522" w:type="dxa"/>
+            <w:hideMark/>
+          </w:tcPr>
+          <w:p>
+            <w:pPr>
+              <w:cnfStyle w:val="000000100000" w:firstRow="0" w:lastRow="0" w:firstColumn="0" w:lastColumn="0" w:oddVBand="0" w:evenVBand="0" w:oddHBand="1" w:evenHBand="0" w:firstRowFirstColumn="0" w:firstRowLastColumn="0" w:lastRowFirstColumn="0" w:lastRowLastColumn="0"/>
+              <w:rPr>
+                <w:rFonts w:ascii="Times New Roman" w:eastAsia="Times New Roman" w:hAnsi="Times New Roman" w:cs="Times New Roman"/>
+                <w:kern w:val="0"/>
+                <w:sz w:val="24"/>
+                <w:szCs w:val="24"/>
+                <w:lang w:val="en-GB" w:eastAsia="en-GB" w:bidi="ar-SA"/>
+                <w14:ligatures w14:val="none"/>
+              </w:rPr>
+            </w:pPr>
+            <w:r>
+              <w:rPr>
+                <w:rFonts w:ascii="Times New Roman" w:eastAsia="Times New Roman" w:hAnsi="Times New Roman" w:cs="Times New Roman"/>
+                <w:kern w:val="0"/>
+                <w:sz w:val="24"/>
+                <w:szCs w:val="24"/>
+                <w:lang w:val="en-GB" w:eastAsia="en-GB" w:bidi="ar-SA"/>
+                <w14:ligatures w14:val="none"/>
+              </w:rPr>
+              <w:t>Relevant sections</w:t>
+            </w:r>
+          </w:p>
+        </w:tc>
+      </w:tr>
+    </w:tbl>
+    <w:p>
+      <w:pPr>
+        <w:keepNext/>
+        <w:keepLines/>
+        <w:spacing w:before="160" w:after="80"/>
+        <w:outlineLvl w:val="2"/>
+        <w:rPr>
+          <w:rFonts w:ascii="Times New Roman" w:eastAsia="Times New Roman" w:hAnsi="Times New Roman" w:cs="Times New Roman"/>
+          <w:b/>
+          <w:bCs/>
+          <w:kern w:val="0"/>
+          <w:sz w:val="27"/>
+          <w:szCs w:val="27"/>
+          <w:lang w:val="en-GB" w:eastAsia="en-GB" w:bidi="ar-SA"/>
+          <w14:ligatures w14:val="none"/>
+        </w:rPr>
+      </w:pPr>
+    </w:p>
+    <w:p>
+      <w:pPr>
+        <w:rPr>
+          <w:rFonts w:ascii="Times New Roman" w:eastAsia="Times New Roman" w:hAnsi="Times New Roman" w:cs="Times New Roman"/>
+          <w:b/>
+          <w:bCs/>
+          <w:kern w:val="0"/>
+          <w:sz w:val="27"/>
+          <w:szCs w:val="27"/>
+          <w:lang w:val="en-GB" w:eastAsia="en-GB" w:bidi="ar-SA"/>
+          <w14:ligatures w14:val="none"/>
+        </w:rPr>
+      </w:pPr>
+      <w:r>
+        <w:rPr>
+          <w:rFonts w:ascii="Times New Roman" w:eastAsia="Times New Roman" w:hAnsi="Times New Roman" w:cs="Times New Roman"/>
+          <w:b/>
+          <w:bCs/>
+          <w:kern w:val="0"/>
+          <w:sz w:val="27"/>
+          <w:szCs w:val="27"/>
+          <w:lang w:val="en-GB" w:eastAsia="en-GB" w:bidi="ar-SA"/>
+          <w14:ligatures w14:val="none"/>
+        </w:rPr>
+        <w:t>Document Hierarchy</w:t>
+      </w:r>
+    </w:p>
+    <w:p>
+      <w:pPr>
+        <w:spacing w:after="0"/>
+        <w:rPr>
+          <w:rFonts w:ascii="Courier New" w:eastAsia="Times New Roman" w:hAnsi="Courier New" w:cs="Courier New"/>
+          <w:kern w:val="0"/>
+          <w:sz w:val="20"/>
+          <w:szCs w:val="20"/>
+          <w:lang w:val="en-GB" w:eastAsia="en-GB" w:bidi="ar-SA"/>
+          <w14:ligatures w14:val="none"/>
+        </w:rPr>
+      </w:pPr>
+      <w:r>
+        <w:rPr>
+          <w:rFonts w:ascii="Courier New" w:eastAsia="Times New Roman" w:hAnsi="Courier New" w:cs="Courier New"/>
+          <w:kern w:val="0"/>
+          <w:sz w:val="20"/>
+          <w:szCs w:val="20"/>
+          <w:lang w:val="en-GB" w:eastAsia="en-GB" w:bidi="ar-SA"/>
+          <w14:ligatures w14:val="none"/>
+        </w:rPr>
+        <w:t>Level 1 – Policy</w:t>
+      </w:r>
+      <w:r>
+        <w:rPr>
+          <w:rFonts w:ascii="Courier New" w:eastAsia="Times New Roman" w:hAnsi="Courier New" w:cs="Courier New"/>
+          <w:kern w:val="0"/>
+          <w:sz w:val="20"/>
+          <w:szCs w:val="20"/>
+          <w:lang w:val="en-GB" w:eastAsia="en-GB" w:bidi="ar-SA"/>
+          <w14:ligatures w14:val="none"/>
+        </w:rPr>
+        <w:br/>
+        <w:t>Level 2 – Procedure</w:t>
+      </w:r>
+      <w:r>
+        <w:rPr>
+          <w:rFonts w:ascii="Courier New" w:eastAsia="Times New Roman" w:hAnsi="Courier New" w:cs="Courier New"/>
+          <w:kern w:val="0"/>
+          <w:sz w:val="20"/>
+          <w:szCs w:val="20"/>
+          <w:lang w:val="en-GB" w:eastAsia="en-GB" w:bidi="ar-SA"/>
+          <w14:ligatures w14:val="none"/>
+        </w:rPr>
+        <w:br/>
+        <w:t>Level 3 – Work Instruction</w:t>
+      </w:r>
+      <w:r>
+        <w:rPr>
+          <w:rFonts w:ascii="Courier New" w:eastAsia="Times New Roman" w:hAnsi="Courier New" w:cs="Courier New"/>
+          <w:kern w:val="0"/>
+          <w:sz w:val="20"/>
+          <w:szCs w:val="20"/>
+          <w:lang w:val="en-GB" w:eastAsia="en-GB" w:bidi="ar-SA"/>
+          <w14:ligatures w14:val="none"/>
+        </w:rPr>
+        <w:br/>
+        <w:t>Level 4 – Forms / Templates</w:t>
+      </w:r>
+    </w:p>
+    <w:p/>
+    <w:p>
+      <w:pPr>
         <w:rPr>
           <w:rFonts w:ascii="Times New Roman" w:eastAsia="Times New Roman" w:hAnsi="Times New Roman" w:cs="Times New Roman"/>
           <w:b/>
@@ -83,14 +1744,8 @@
           <w:lang w:val="en-GB" w:eastAsia="en-GB" w:bidi="ar-SA"/>
           <w14:ligatures w14:val="none"/>
         </w:rPr>
-        <w:br w:type="page"/>
-      </w:r>
-    </w:p>
-    <w:p>
-      <w:pPr>
-        <w:shd w:val="clear" w:color="auto" w:fill="002060"/>
-        <w:spacing w:before="100" w:beforeAutospacing="1" w:after="100" w:afterAutospacing="1" w:line="240" w:lineRule="auto"/>
-        <w:outlineLvl w:val="0"/>
+      </w:pPr>
+      <w:r>
         <w:rPr>
           <w:rFonts w:ascii="Times New Roman" w:eastAsia="Times New Roman" w:hAnsi="Times New Roman" w:cs="Times New Roman"/>
           <w:b/>
@@ -101,8 +1756,2283 @@
           <w:lang w:val="en-GB" w:eastAsia="en-GB" w:bidi="ar-SA"/>
           <w14:ligatures w14:val="none"/>
         </w:rPr>
-      </w:pPr>
-      <w:r>
+        <w:br w:type="page"/>
+      </w:r>
+    </w:p>
+    <w:sdt>
+      <w:sdtPr>
+        <w:id w:val="1178013729"/>
+        <w:docPartObj>
+          <w:docPartGallery w:val="Table of Contents"/>
+          <w:docPartUnique/>
+        </w:docPartObj>
+      </w:sdtPr>
+      <w:sdtEndPr>
+        <w:rPr>
+          <w:rFonts w:asciiTheme="minorHAnsi" w:eastAsiaTheme="minorHAnsi" w:hAnsiTheme="minorHAnsi" w:cstheme="minorBidi"/>
+          <w:b/>
+          <w:bCs/>
+          <w:noProof/>
+          <w:color w:val="auto"/>
+          <w:kern w:val="2"/>
+          <w:sz w:val="22"/>
+          <w:szCs w:val="22"/>
+          <w:lang w:bidi="ar-EG"/>
+          <w14:ligatures w14:val="standardContextual"/>
+        </w:rPr>
+      </w:sdtEndPr>
+      <w:sdtContent>
+        <w:p>
+          <w:pPr>
+            <w:pStyle w:val="TOCHeading"/>
+          </w:pPr>
+          <w:r>
+            <w:t>Contents</w:t>
+          </w:r>
+        </w:p>
+        <w:p>
+          <w:pPr>
+            <w:pStyle w:val="TOC1"/>
+            <w:tabs>
+              <w:tab w:val="right" w:leader="dot" w:pos="9016"/>
+            </w:tabs>
+            <w:rPr>
+              <w:noProof/>
+            </w:rPr>
+          </w:pPr>
+          <w:r>
+            <w:fldChar w:fldCharType="begin"/>
+          </w:r>
+          <w:r>
+            <w:instrText xml:space="preserve"> TOC \o "1-3" \h \z \u </w:instrText>
+          </w:r>
+          <w:r>
+            <w:fldChar w:fldCharType="separate"/>
+          </w:r>
+          <w:hyperlink w:anchor="_Toc224152367" w:history="1">
+            <w:r>
+              <w:rPr>
+                <w:rStyle w:val="Hyperlink"/>
+                <w:rFonts w:ascii="Times New Roman" w:eastAsia="Times New Roman" w:hAnsi="Times New Roman" w:cs="Times New Roman"/>
+                <w:b/>
+                <w:bCs/>
+                <w:noProof/>
+                <w:kern w:val="36"/>
+                <w:lang w:val="en-GB" w:eastAsia="en-GB"/>
+                <w14:ligatures w14:val="none"/>
+              </w:rPr>
+              <w:t>RAM ENTERPRISE P&amp;P   – 04_FACILITY_MANAGEMENT</w:t>
+            </w:r>
+            <w:r>
+              <w:rPr>
+                <w:noProof/>
+                <w:webHidden/>
+              </w:rPr>
+              <w:tab/>
+            </w:r>
+            <w:r>
+              <w:rPr>
+                <w:noProof/>
+                <w:webHidden/>
+              </w:rPr>
+              <w:fldChar w:fldCharType="begin"/>
+            </w:r>
+            <w:r>
+              <w:rPr>
+                <w:noProof/>
+                <w:webHidden/>
+              </w:rPr>
+              <w:instrText xml:space="preserve"> PAGEREF _Toc224152367 \h </w:instrText>
+            </w:r>
+            <w:r>
+              <w:rPr>
+                <w:noProof/>
+                <w:webHidden/>
+              </w:rPr>
+            </w:r>
+            <w:r>
+              <w:rPr>
+                <w:noProof/>
+                <w:webHidden/>
+              </w:rPr>
+              <w:fldChar w:fldCharType="separate"/>
+            </w:r>
+            <w:r>
+              <w:rPr>
+                <w:noProof/>
+                <w:webHidden/>
+              </w:rPr>
+              <w:t>1</w:t>
+            </w:r>
+            <w:r>
+              <w:rPr>
+                <w:noProof/>
+                <w:webHidden/>
+              </w:rPr>
+              <w:fldChar w:fldCharType="end"/>
+            </w:r>
+          </w:hyperlink>
+        </w:p>
+        <w:p>
+          <w:pPr>
+            <w:pStyle w:val="TOC1"/>
+            <w:tabs>
+              <w:tab w:val="right" w:leader="dot" w:pos="9016"/>
+            </w:tabs>
+            <w:rPr>
+              <w:noProof/>
+            </w:rPr>
+          </w:pPr>
+          <w:hyperlink w:anchor="_Toc224152368" w:history="1">
+            <w:r>
+              <w:rPr>
+                <w:rStyle w:val="Hyperlink"/>
+                <w:rFonts w:ascii="Times New Roman" w:eastAsia="Times New Roman" w:hAnsi="Times New Roman" w:cs="Times New Roman"/>
+                <w:b/>
+                <w:bCs/>
+                <w:noProof/>
+                <w:kern w:val="36"/>
+                <w:lang w:val="en-GB" w:eastAsia="en-GB"/>
+                <w14:ligatures w14:val="none"/>
+              </w:rPr>
+              <w:t>04_FACILITY_MANAGEMENT</w:t>
+            </w:r>
+            <w:r>
+              <w:rPr>
+                <w:noProof/>
+                <w:webHidden/>
+              </w:rPr>
+              <w:tab/>
+            </w:r>
+            <w:r>
+              <w:rPr>
+                <w:noProof/>
+                <w:webHidden/>
+              </w:rPr>
+              <w:fldChar w:fldCharType="begin"/>
+            </w:r>
+            <w:r>
+              <w:rPr>
+                <w:noProof/>
+                <w:webHidden/>
+              </w:rPr>
+              <w:instrText xml:space="preserve"> PAGEREF _Toc224152368 \h </w:instrText>
+            </w:r>
+            <w:r>
+              <w:rPr>
+                <w:noProof/>
+                <w:webHidden/>
+              </w:rPr>
+            </w:r>
+            <w:r>
+              <w:rPr>
+                <w:noProof/>
+                <w:webHidden/>
+              </w:rPr>
+              <w:fldChar w:fldCharType="separate"/>
+            </w:r>
+            <w:r>
+              <w:rPr>
+                <w:noProof/>
+                <w:webHidden/>
+              </w:rPr>
+              <w:t>2</w:t>
+            </w:r>
+            <w:r>
+              <w:rPr>
+                <w:noProof/>
+                <w:webHidden/>
+              </w:rPr>
+              <w:fldChar w:fldCharType="end"/>
+            </w:r>
+          </w:hyperlink>
+        </w:p>
+        <w:p>
+          <w:pPr>
+            <w:pStyle w:val="TOC2"/>
+            <w:tabs>
+              <w:tab w:val="right" w:leader="dot" w:pos="9016"/>
+            </w:tabs>
+            <w:rPr>
+              <w:noProof/>
+            </w:rPr>
+          </w:pPr>
+          <w:hyperlink w:anchor="_Toc224152369" w:history="1">
+            <w:r>
+              <w:rPr>
+                <w:rStyle w:val="Hyperlink"/>
+                <w:rFonts w:ascii="Times New Roman" w:eastAsia="Times New Roman" w:hAnsi="Times New Roman" w:cs="Times New Roman"/>
+                <w:b/>
+                <w:bCs/>
+                <w:noProof/>
+                <w:kern w:val="0"/>
+                <w:lang w:val="en-GB" w:eastAsia="en-GB"/>
+                <w14:ligatures w14:val="none"/>
+              </w:rPr>
+              <w:t>04.1 Facility Management Governance Policy</w:t>
+            </w:r>
+            <w:r>
+              <w:rPr>
+                <w:noProof/>
+                <w:webHidden/>
+              </w:rPr>
+              <w:tab/>
+            </w:r>
+            <w:r>
+              <w:rPr>
+                <w:noProof/>
+                <w:webHidden/>
+              </w:rPr>
+              <w:fldChar w:fldCharType="begin"/>
+            </w:r>
+            <w:r>
+              <w:rPr>
+                <w:noProof/>
+                <w:webHidden/>
+              </w:rPr>
+              <w:instrText xml:space="preserve"> PAGEREF _Toc224152369 \h </w:instrText>
+            </w:r>
+            <w:r>
+              <w:rPr>
+                <w:noProof/>
+                <w:webHidden/>
+              </w:rPr>
+            </w:r>
+            <w:r>
+              <w:rPr>
+                <w:noProof/>
+                <w:webHidden/>
+              </w:rPr>
+              <w:fldChar w:fldCharType="separate"/>
+            </w:r>
+            <w:r>
+              <w:rPr>
+                <w:noProof/>
+                <w:webHidden/>
+              </w:rPr>
+              <w:t>2</w:t>
+            </w:r>
+            <w:r>
+              <w:rPr>
+                <w:noProof/>
+                <w:webHidden/>
+              </w:rPr>
+              <w:fldChar w:fldCharType="end"/>
+            </w:r>
+          </w:hyperlink>
+        </w:p>
+        <w:p>
+          <w:pPr>
+            <w:pStyle w:val="TOC3"/>
+            <w:tabs>
+              <w:tab w:val="right" w:leader="dot" w:pos="9016"/>
+            </w:tabs>
+            <w:rPr>
+              <w:noProof/>
+            </w:rPr>
+          </w:pPr>
+          <w:hyperlink w:anchor="_Toc224152370" w:history="1">
+            <w:r>
+              <w:rPr>
+                <w:rStyle w:val="Hyperlink"/>
+                <w:rFonts w:ascii="Times New Roman" w:eastAsia="Times New Roman" w:hAnsi="Times New Roman" w:cs="Times New Roman"/>
+                <w:b/>
+                <w:bCs/>
+                <w:noProof/>
+                <w:kern w:val="0"/>
+                <w:lang w:val="en-GB" w:eastAsia="en-GB"/>
+                <w14:ligatures w14:val="none"/>
+              </w:rPr>
+              <w:t>04.1.1 FM Governance Structure</w:t>
+            </w:r>
+            <w:r>
+              <w:rPr>
+                <w:noProof/>
+                <w:webHidden/>
+              </w:rPr>
+              <w:tab/>
+            </w:r>
+            <w:r>
+              <w:rPr>
+                <w:noProof/>
+                <w:webHidden/>
+              </w:rPr>
+              <w:fldChar w:fldCharType="begin"/>
+            </w:r>
+            <w:r>
+              <w:rPr>
+                <w:noProof/>
+                <w:webHidden/>
+              </w:rPr>
+              <w:instrText xml:space="preserve"> PAGEREF _Toc224152370 \h </w:instrText>
+            </w:r>
+            <w:r>
+              <w:rPr>
+                <w:noProof/>
+                <w:webHidden/>
+              </w:rPr>
+            </w:r>
+            <w:r>
+              <w:rPr>
+                <w:noProof/>
+                <w:webHidden/>
+              </w:rPr>
+              <w:fldChar w:fldCharType="separate"/>
+            </w:r>
+            <w:r>
+              <w:rPr>
+                <w:noProof/>
+                <w:webHidden/>
+              </w:rPr>
+              <w:t>2</w:t>
+            </w:r>
+            <w:r>
+              <w:rPr>
+                <w:noProof/>
+                <w:webHidden/>
+              </w:rPr>
+              <w:fldChar w:fldCharType="end"/>
+            </w:r>
+          </w:hyperlink>
+        </w:p>
+        <w:p>
+          <w:pPr>
+            <w:pStyle w:val="TOC2"/>
+            <w:tabs>
+              <w:tab w:val="right" w:leader="dot" w:pos="9016"/>
+            </w:tabs>
+            <w:rPr>
+              <w:noProof/>
+            </w:rPr>
+          </w:pPr>
+          <w:hyperlink w:anchor="_Toc224152371" w:history="1">
+            <w:r>
+              <w:rPr>
+                <w:rStyle w:val="Hyperlink"/>
+                <w:rFonts w:ascii="Times New Roman" w:eastAsia="Times New Roman" w:hAnsi="Times New Roman" w:cs="Times New Roman"/>
+                <w:b/>
+                <w:bCs/>
+                <w:noProof/>
+                <w:kern w:val="0"/>
+                <w:lang w:val="en-GB" w:eastAsia="en-GB"/>
+                <w14:ligatures w14:val="none"/>
+              </w:rPr>
+              <w:t>04.2 Maintenance Management Policy</w:t>
+            </w:r>
+            <w:r>
+              <w:rPr>
+                <w:noProof/>
+                <w:webHidden/>
+              </w:rPr>
+              <w:tab/>
+            </w:r>
+            <w:r>
+              <w:rPr>
+                <w:noProof/>
+                <w:webHidden/>
+              </w:rPr>
+              <w:fldChar w:fldCharType="begin"/>
+            </w:r>
+            <w:r>
+              <w:rPr>
+                <w:noProof/>
+                <w:webHidden/>
+              </w:rPr>
+              <w:instrText xml:space="preserve"> PAGEREF _Toc224152371 \h </w:instrText>
+            </w:r>
+            <w:r>
+              <w:rPr>
+                <w:noProof/>
+                <w:webHidden/>
+              </w:rPr>
+            </w:r>
+            <w:r>
+              <w:rPr>
+                <w:noProof/>
+                <w:webHidden/>
+              </w:rPr>
+              <w:fldChar w:fldCharType="separate"/>
+            </w:r>
+            <w:r>
+              <w:rPr>
+                <w:noProof/>
+                <w:webHidden/>
+              </w:rPr>
+              <w:t>2</w:t>
+            </w:r>
+            <w:r>
+              <w:rPr>
+                <w:noProof/>
+                <w:webHidden/>
+              </w:rPr>
+              <w:fldChar w:fldCharType="end"/>
+            </w:r>
+          </w:hyperlink>
+        </w:p>
+        <w:p>
+          <w:pPr>
+            <w:pStyle w:val="TOC3"/>
+            <w:tabs>
+              <w:tab w:val="right" w:leader="dot" w:pos="9016"/>
+            </w:tabs>
+            <w:rPr>
+              <w:noProof/>
+            </w:rPr>
+          </w:pPr>
+          <w:hyperlink w:anchor="_Toc224152372" w:history="1">
+            <w:r>
+              <w:rPr>
+                <w:rStyle w:val="Hyperlink"/>
+                <w:rFonts w:ascii="Times New Roman" w:eastAsia="Times New Roman" w:hAnsi="Times New Roman" w:cs="Times New Roman"/>
+                <w:b/>
+                <w:bCs/>
+                <w:noProof/>
+                <w:kern w:val="0"/>
+                <w:lang w:val="en-GB" w:eastAsia="en-GB"/>
+                <w14:ligatures w14:val="none"/>
+              </w:rPr>
+              <w:t>04.2.1 Preventive Maintenance Procedure</w:t>
+            </w:r>
+            <w:r>
+              <w:rPr>
+                <w:noProof/>
+                <w:webHidden/>
+              </w:rPr>
+              <w:tab/>
+            </w:r>
+            <w:r>
+              <w:rPr>
+                <w:noProof/>
+                <w:webHidden/>
+              </w:rPr>
+              <w:fldChar w:fldCharType="begin"/>
+            </w:r>
+            <w:r>
+              <w:rPr>
+                <w:noProof/>
+                <w:webHidden/>
+              </w:rPr>
+              <w:instrText xml:space="preserve"> PAGEREF _Toc224152372 \h </w:instrText>
+            </w:r>
+            <w:r>
+              <w:rPr>
+                <w:noProof/>
+                <w:webHidden/>
+              </w:rPr>
+            </w:r>
+            <w:r>
+              <w:rPr>
+                <w:noProof/>
+                <w:webHidden/>
+              </w:rPr>
+              <w:fldChar w:fldCharType="separate"/>
+            </w:r>
+            <w:r>
+              <w:rPr>
+                <w:noProof/>
+                <w:webHidden/>
+              </w:rPr>
+              <w:t>2</w:t>
+            </w:r>
+            <w:r>
+              <w:rPr>
+                <w:noProof/>
+                <w:webHidden/>
+              </w:rPr>
+              <w:fldChar w:fldCharType="end"/>
+            </w:r>
+          </w:hyperlink>
+        </w:p>
+        <w:p>
+          <w:pPr>
+            <w:pStyle w:val="TOC3"/>
+            <w:tabs>
+              <w:tab w:val="right" w:leader="dot" w:pos="9016"/>
+            </w:tabs>
+            <w:rPr>
+              <w:noProof/>
+            </w:rPr>
+          </w:pPr>
+          <w:hyperlink w:anchor="_Toc224152373" w:history="1">
+            <w:r>
+              <w:rPr>
+                <w:rStyle w:val="Hyperlink"/>
+                <w:rFonts w:ascii="Times New Roman" w:eastAsia="Times New Roman" w:hAnsi="Times New Roman" w:cs="Times New Roman"/>
+                <w:b/>
+                <w:bCs/>
+                <w:noProof/>
+                <w:kern w:val="0"/>
+                <w:lang w:val="en-GB" w:eastAsia="en-GB"/>
+                <w14:ligatures w14:val="none"/>
+              </w:rPr>
+              <w:t>04.2.2 Corrective Maintenance Procedure</w:t>
+            </w:r>
+            <w:r>
+              <w:rPr>
+                <w:noProof/>
+                <w:webHidden/>
+              </w:rPr>
+              <w:tab/>
+            </w:r>
+            <w:r>
+              <w:rPr>
+                <w:noProof/>
+                <w:webHidden/>
+              </w:rPr>
+              <w:fldChar w:fldCharType="begin"/>
+            </w:r>
+            <w:r>
+              <w:rPr>
+                <w:noProof/>
+                <w:webHidden/>
+              </w:rPr>
+              <w:instrText xml:space="preserve"> PAGEREF _Toc224152373 \h </w:instrText>
+            </w:r>
+            <w:r>
+              <w:rPr>
+                <w:noProof/>
+                <w:webHidden/>
+              </w:rPr>
+            </w:r>
+            <w:r>
+              <w:rPr>
+                <w:noProof/>
+                <w:webHidden/>
+              </w:rPr>
+              <w:fldChar w:fldCharType="separate"/>
+            </w:r>
+            <w:r>
+              <w:rPr>
+                <w:noProof/>
+                <w:webHidden/>
+              </w:rPr>
+              <w:t>3</w:t>
+            </w:r>
+            <w:r>
+              <w:rPr>
+                <w:noProof/>
+                <w:webHidden/>
+              </w:rPr>
+              <w:fldChar w:fldCharType="end"/>
+            </w:r>
+          </w:hyperlink>
+        </w:p>
+        <w:p>
+          <w:pPr>
+            <w:pStyle w:val="TOC3"/>
+            <w:tabs>
+              <w:tab w:val="right" w:leader="dot" w:pos="9016"/>
+            </w:tabs>
+            <w:rPr>
+              <w:noProof/>
+            </w:rPr>
+          </w:pPr>
+          <w:hyperlink w:anchor="_Toc224152374" w:history="1">
+            <w:r>
+              <w:rPr>
+                <w:rStyle w:val="Hyperlink"/>
+                <w:rFonts w:ascii="Times New Roman" w:eastAsia="Times New Roman" w:hAnsi="Times New Roman" w:cs="Times New Roman"/>
+                <w:b/>
+                <w:bCs/>
+                <w:noProof/>
+                <w:kern w:val="0"/>
+                <w:lang w:val="en-GB" w:eastAsia="en-GB"/>
+                <w14:ligatures w14:val="none"/>
+              </w:rPr>
+              <w:t>04.2.3 Emergency Maintenance Procedure</w:t>
+            </w:r>
+            <w:r>
+              <w:rPr>
+                <w:noProof/>
+                <w:webHidden/>
+              </w:rPr>
+              <w:tab/>
+            </w:r>
+            <w:r>
+              <w:rPr>
+                <w:noProof/>
+                <w:webHidden/>
+              </w:rPr>
+              <w:fldChar w:fldCharType="begin"/>
+            </w:r>
+            <w:r>
+              <w:rPr>
+                <w:noProof/>
+                <w:webHidden/>
+              </w:rPr>
+              <w:instrText xml:space="preserve"> PAGEREF _Toc224152374 \h </w:instrText>
+            </w:r>
+            <w:r>
+              <w:rPr>
+                <w:noProof/>
+                <w:webHidden/>
+              </w:rPr>
+            </w:r>
+            <w:r>
+              <w:rPr>
+                <w:noProof/>
+                <w:webHidden/>
+              </w:rPr>
+              <w:fldChar w:fldCharType="separate"/>
+            </w:r>
+            <w:r>
+              <w:rPr>
+                <w:noProof/>
+                <w:webHidden/>
+              </w:rPr>
+              <w:t>3</w:t>
+            </w:r>
+            <w:r>
+              <w:rPr>
+                <w:noProof/>
+                <w:webHidden/>
+              </w:rPr>
+              <w:fldChar w:fldCharType="end"/>
+            </w:r>
+          </w:hyperlink>
+        </w:p>
+        <w:p>
+          <w:pPr>
+            <w:pStyle w:val="TOC2"/>
+            <w:tabs>
+              <w:tab w:val="right" w:leader="dot" w:pos="9016"/>
+            </w:tabs>
+            <w:rPr>
+              <w:noProof/>
+            </w:rPr>
+          </w:pPr>
+          <w:hyperlink w:anchor="_Toc224152375" w:history="1">
+            <w:r>
+              <w:rPr>
+                <w:rStyle w:val="Hyperlink"/>
+                <w:rFonts w:ascii="Times New Roman" w:eastAsia="Times New Roman" w:hAnsi="Times New Roman" w:cs="Times New Roman"/>
+                <w:b/>
+                <w:bCs/>
+                <w:noProof/>
+                <w:kern w:val="0"/>
+                <w:lang w:val="en-GB" w:eastAsia="en-GB"/>
+                <w14:ligatures w14:val="none"/>
+              </w:rPr>
+              <w:t>04.3 Hard Services Management Policy</w:t>
+            </w:r>
+            <w:r>
+              <w:rPr>
+                <w:noProof/>
+                <w:webHidden/>
+              </w:rPr>
+              <w:tab/>
+            </w:r>
+            <w:r>
+              <w:rPr>
+                <w:noProof/>
+                <w:webHidden/>
+              </w:rPr>
+              <w:fldChar w:fldCharType="begin"/>
+            </w:r>
+            <w:r>
+              <w:rPr>
+                <w:noProof/>
+                <w:webHidden/>
+              </w:rPr>
+              <w:instrText xml:space="preserve"> PAGEREF _Toc224152375 \h </w:instrText>
+            </w:r>
+            <w:r>
+              <w:rPr>
+                <w:noProof/>
+                <w:webHidden/>
+              </w:rPr>
+            </w:r>
+            <w:r>
+              <w:rPr>
+                <w:noProof/>
+                <w:webHidden/>
+              </w:rPr>
+              <w:fldChar w:fldCharType="separate"/>
+            </w:r>
+            <w:r>
+              <w:rPr>
+                <w:noProof/>
+                <w:webHidden/>
+              </w:rPr>
+              <w:t>3</w:t>
+            </w:r>
+            <w:r>
+              <w:rPr>
+                <w:noProof/>
+                <w:webHidden/>
+              </w:rPr>
+              <w:fldChar w:fldCharType="end"/>
+            </w:r>
+          </w:hyperlink>
+        </w:p>
+        <w:p>
+          <w:pPr>
+            <w:pStyle w:val="TOC3"/>
+            <w:tabs>
+              <w:tab w:val="right" w:leader="dot" w:pos="9016"/>
+            </w:tabs>
+            <w:rPr>
+              <w:noProof/>
+            </w:rPr>
+          </w:pPr>
+          <w:hyperlink w:anchor="_Toc224152376" w:history="1">
+            <w:r>
+              <w:rPr>
+                <w:rStyle w:val="Hyperlink"/>
+                <w:rFonts w:ascii="Times New Roman" w:eastAsia="Times New Roman" w:hAnsi="Times New Roman" w:cs="Times New Roman"/>
+                <w:b/>
+                <w:bCs/>
+                <w:noProof/>
+                <w:kern w:val="0"/>
+                <w:lang w:val="en-GB" w:eastAsia="en-GB"/>
+                <w14:ligatures w14:val="none"/>
+              </w:rPr>
+              <w:t>04.3.1 MEP Systems Procedure</w:t>
+            </w:r>
+            <w:r>
+              <w:rPr>
+                <w:noProof/>
+                <w:webHidden/>
+              </w:rPr>
+              <w:tab/>
+            </w:r>
+            <w:r>
+              <w:rPr>
+                <w:noProof/>
+                <w:webHidden/>
+              </w:rPr>
+              <w:fldChar w:fldCharType="begin"/>
+            </w:r>
+            <w:r>
+              <w:rPr>
+                <w:noProof/>
+                <w:webHidden/>
+              </w:rPr>
+              <w:instrText xml:space="preserve"> PAGEREF _Toc224152376 \h </w:instrText>
+            </w:r>
+            <w:r>
+              <w:rPr>
+                <w:noProof/>
+                <w:webHidden/>
+              </w:rPr>
+            </w:r>
+            <w:r>
+              <w:rPr>
+                <w:noProof/>
+                <w:webHidden/>
+              </w:rPr>
+              <w:fldChar w:fldCharType="separate"/>
+            </w:r>
+            <w:r>
+              <w:rPr>
+                <w:noProof/>
+                <w:webHidden/>
+              </w:rPr>
+              <w:t>3</w:t>
+            </w:r>
+            <w:r>
+              <w:rPr>
+                <w:noProof/>
+                <w:webHidden/>
+              </w:rPr>
+              <w:fldChar w:fldCharType="end"/>
+            </w:r>
+          </w:hyperlink>
+        </w:p>
+        <w:p>
+          <w:pPr>
+            <w:pStyle w:val="TOC3"/>
+            <w:tabs>
+              <w:tab w:val="right" w:leader="dot" w:pos="9016"/>
+            </w:tabs>
+            <w:rPr>
+              <w:noProof/>
+            </w:rPr>
+          </w:pPr>
+          <w:hyperlink w:anchor="_Toc224152377" w:history="1">
+            <w:r>
+              <w:rPr>
+                <w:rStyle w:val="Hyperlink"/>
+                <w:rFonts w:ascii="Times New Roman" w:eastAsia="Times New Roman" w:hAnsi="Times New Roman" w:cs="Times New Roman"/>
+                <w:b/>
+                <w:bCs/>
+                <w:noProof/>
+                <w:kern w:val="0"/>
+                <w:lang w:val="en-GB" w:eastAsia="en-GB"/>
+                <w14:ligatures w14:val="none"/>
+              </w:rPr>
+              <w:t>04.3.2 HVAC Management Procedure</w:t>
+            </w:r>
+            <w:r>
+              <w:rPr>
+                <w:noProof/>
+                <w:webHidden/>
+              </w:rPr>
+              <w:tab/>
+            </w:r>
+            <w:r>
+              <w:rPr>
+                <w:noProof/>
+                <w:webHidden/>
+              </w:rPr>
+              <w:fldChar w:fldCharType="begin"/>
+            </w:r>
+            <w:r>
+              <w:rPr>
+                <w:noProof/>
+                <w:webHidden/>
+              </w:rPr>
+              <w:instrText xml:space="preserve"> PAGEREF _Toc224152377 \h </w:instrText>
+            </w:r>
+            <w:r>
+              <w:rPr>
+                <w:noProof/>
+                <w:webHidden/>
+              </w:rPr>
+            </w:r>
+            <w:r>
+              <w:rPr>
+                <w:noProof/>
+                <w:webHidden/>
+              </w:rPr>
+              <w:fldChar w:fldCharType="separate"/>
+            </w:r>
+            <w:r>
+              <w:rPr>
+                <w:noProof/>
+                <w:webHidden/>
+              </w:rPr>
+              <w:t>3</w:t>
+            </w:r>
+            <w:r>
+              <w:rPr>
+                <w:noProof/>
+                <w:webHidden/>
+              </w:rPr>
+              <w:fldChar w:fldCharType="end"/>
+            </w:r>
+          </w:hyperlink>
+        </w:p>
+        <w:p>
+          <w:pPr>
+            <w:pStyle w:val="TOC3"/>
+            <w:tabs>
+              <w:tab w:val="right" w:leader="dot" w:pos="9016"/>
+            </w:tabs>
+            <w:rPr>
+              <w:noProof/>
+            </w:rPr>
+          </w:pPr>
+          <w:hyperlink w:anchor="_Toc224152378" w:history="1">
+            <w:r>
+              <w:rPr>
+                <w:rStyle w:val="Hyperlink"/>
+                <w:rFonts w:ascii="Times New Roman" w:eastAsia="Times New Roman" w:hAnsi="Times New Roman" w:cs="Times New Roman"/>
+                <w:b/>
+                <w:bCs/>
+                <w:noProof/>
+                <w:kern w:val="0"/>
+                <w:lang w:val="en-GB" w:eastAsia="en-GB"/>
+                <w14:ligatures w14:val="none"/>
+              </w:rPr>
+              <w:t>04.3.3 Fire &amp; Life Safety Procedure</w:t>
+            </w:r>
+            <w:r>
+              <w:rPr>
+                <w:noProof/>
+                <w:webHidden/>
+              </w:rPr>
+              <w:tab/>
+            </w:r>
+            <w:r>
+              <w:rPr>
+                <w:noProof/>
+                <w:webHidden/>
+              </w:rPr>
+              <w:fldChar w:fldCharType="begin"/>
+            </w:r>
+            <w:r>
+              <w:rPr>
+                <w:noProof/>
+                <w:webHidden/>
+              </w:rPr>
+              <w:instrText xml:space="preserve"> PAGEREF _Toc224152378 \h </w:instrText>
+            </w:r>
+            <w:r>
+              <w:rPr>
+                <w:noProof/>
+                <w:webHidden/>
+              </w:rPr>
+            </w:r>
+            <w:r>
+              <w:rPr>
+                <w:noProof/>
+                <w:webHidden/>
+              </w:rPr>
+              <w:fldChar w:fldCharType="separate"/>
+            </w:r>
+            <w:r>
+              <w:rPr>
+                <w:noProof/>
+                <w:webHidden/>
+              </w:rPr>
+              <w:t>4</w:t>
+            </w:r>
+            <w:r>
+              <w:rPr>
+                <w:noProof/>
+                <w:webHidden/>
+              </w:rPr>
+              <w:fldChar w:fldCharType="end"/>
+            </w:r>
+          </w:hyperlink>
+        </w:p>
+        <w:p>
+          <w:pPr>
+            <w:pStyle w:val="TOC2"/>
+            <w:tabs>
+              <w:tab w:val="right" w:leader="dot" w:pos="9016"/>
+            </w:tabs>
+            <w:rPr>
+              <w:noProof/>
+            </w:rPr>
+          </w:pPr>
+          <w:hyperlink w:anchor="_Toc224152379" w:history="1">
+            <w:r>
+              <w:rPr>
+                <w:rStyle w:val="Hyperlink"/>
+                <w:rFonts w:ascii="Times New Roman" w:eastAsia="Times New Roman" w:hAnsi="Times New Roman" w:cs="Times New Roman"/>
+                <w:b/>
+                <w:bCs/>
+                <w:noProof/>
+                <w:kern w:val="0"/>
+                <w:lang w:val="en-GB" w:eastAsia="en-GB"/>
+                <w14:ligatures w14:val="none"/>
+              </w:rPr>
+              <w:t>04.4 Soft Services Management Policy</w:t>
+            </w:r>
+            <w:r>
+              <w:rPr>
+                <w:noProof/>
+                <w:webHidden/>
+              </w:rPr>
+              <w:tab/>
+            </w:r>
+            <w:r>
+              <w:rPr>
+                <w:noProof/>
+                <w:webHidden/>
+              </w:rPr>
+              <w:fldChar w:fldCharType="begin"/>
+            </w:r>
+            <w:r>
+              <w:rPr>
+                <w:noProof/>
+                <w:webHidden/>
+              </w:rPr>
+              <w:instrText xml:space="preserve"> PAGEREF _Toc224152379 \h </w:instrText>
+            </w:r>
+            <w:r>
+              <w:rPr>
+                <w:noProof/>
+                <w:webHidden/>
+              </w:rPr>
+            </w:r>
+            <w:r>
+              <w:rPr>
+                <w:noProof/>
+                <w:webHidden/>
+              </w:rPr>
+              <w:fldChar w:fldCharType="separate"/>
+            </w:r>
+            <w:r>
+              <w:rPr>
+                <w:noProof/>
+                <w:webHidden/>
+              </w:rPr>
+              <w:t>4</w:t>
+            </w:r>
+            <w:r>
+              <w:rPr>
+                <w:noProof/>
+                <w:webHidden/>
+              </w:rPr>
+              <w:fldChar w:fldCharType="end"/>
+            </w:r>
+          </w:hyperlink>
+        </w:p>
+        <w:p>
+          <w:pPr>
+            <w:pStyle w:val="TOC3"/>
+            <w:tabs>
+              <w:tab w:val="right" w:leader="dot" w:pos="9016"/>
+            </w:tabs>
+            <w:rPr>
+              <w:noProof/>
+            </w:rPr>
+          </w:pPr>
+          <w:hyperlink w:anchor="_Toc224152380" w:history="1">
+            <w:r>
+              <w:rPr>
+                <w:rStyle w:val="Hyperlink"/>
+                <w:rFonts w:ascii="Times New Roman" w:eastAsia="Times New Roman" w:hAnsi="Times New Roman" w:cs="Times New Roman"/>
+                <w:b/>
+                <w:bCs/>
+                <w:noProof/>
+                <w:kern w:val="0"/>
+                <w:lang w:val="en-GB" w:eastAsia="en-GB"/>
+                <w14:ligatures w14:val="none"/>
+              </w:rPr>
+              <w:t>04.4.1 Cleaning Services Procedure</w:t>
+            </w:r>
+            <w:r>
+              <w:rPr>
+                <w:noProof/>
+                <w:webHidden/>
+              </w:rPr>
+              <w:tab/>
+            </w:r>
+            <w:r>
+              <w:rPr>
+                <w:noProof/>
+                <w:webHidden/>
+              </w:rPr>
+              <w:fldChar w:fldCharType="begin"/>
+            </w:r>
+            <w:r>
+              <w:rPr>
+                <w:noProof/>
+                <w:webHidden/>
+              </w:rPr>
+              <w:instrText xml:space="preserve"> PAGEREF _Toc224152380 \h </w:instrText>
+            </w:r>
+            <w:r>
+              <w:rPr>
+                <w:noProof/>
+                <w:webHidden/>
+              </w:rPr>
+            </w:r>
+            <w:r>
+              <w:rPr>
+                <w:noProof/>
+                <w:webHidden/>
+              </w:rPr>
+              <w:fldChar w:fldCharType="separate"/>
+            </w:r>
+            <w:r>
+              <w:rPr>
+                <w:noProof/>
+                <w:webHidden/>
+              </w:rPr>
+              <w:t>4</w:t>
+            </w:r>
+            <w:r>
+              <w:rPr>
+                <w:noProof/>
+                <w:webHidden/>
+              </w:rPr>
+              <w:fldChar w:fldCharType="end"/>
+            </w:r>
+          </w:hyperlink>
+        </w:p>
+        <w:p>
+          <w:pPr>
+            <w:pStyle w:val="TOC3"/>
+            <w:tabs>
+              <w:tab w:val="right" w:leader="dot" w:pos="9016"/>
+            </w:tabs>
+            <w:rPr>
+              <w:noProof/>
+            </w:rPr>
+          </w:pPr>
+          <w:hyperlink w:anchor="_Toc224152381" w:history="1">
+            <w:r>
+              <w:rPr>
+                <w:rStyle w:val="Hyperlink"/>
+                <w:rFonts w:ascii="Times New Roman" w:eastAsia="Times New Roman" w:hAnsi="Times New Roman" w:cs="Times New Roman"/>
+                <w:b/>
+                <w:bCs/>
+                <w:noProof/>
+                <w:kern w:val="0"/>
+                <w:lang w:val="en-GB" w:eastAsia="en-GB"/>
+                <w14:ligatures w14:val="none"/>
+              </w:rPr>
+              <w:t>04.4.2 Security Management Procedure</w:t>
+            </w:r>
+            <w:r>
+              <w:rPr>
+                <w:noProof/>
+                <w:webHidden/>
+              </w:rPr>
+              <w:tab/>
+            </w:r>
+            <w:r>
+              <w:rPr>
+                <w:noProof/>
+                <w:webHidden/>
+              </w:rPr>
+              <w:fldChar w:fldCharType="begin"/>
+            </w:r>
+            <w:r>
+              <w:rPr>
+                <w:noProof/>
+                <w:webHidden/>
+              </w:rPr>
+              <w:instrText xml:space="preserve"> PAGEREF _Toc224152381 \h </w:instrText>
+            </w:r>
+            <w:r>
+              <w:rPr>
+                <w:noProof/>
+                <w:webHidden/>
+              </w:rPr>
+            </w:r>
+            <w:r>
+              <w:rPr>
+                <w:noProof/>
+                <w:webHidden/>
+              </w:rPr>
+              <w:fldChar w:fldCharType="separate"/>
+            </w:r>
+            <w:r>
+              <w:rPr>
+                <w:noProof/>
+                <w:webHidden/>
+              </w:rPr>
+              <w:t>4</w:t>
+            </w:r>
+            <w:r>
+              <w:rPr>
+                <w:noProof/>
+                <w:webHidden/>
+              </w:rPr>
+              <w:fldChar w:fldCharType="end"/>
+            </w:r>
+          </w:hyperlink>
+        </w:p>
+        <w:p>
+          <w:pPr>
+            <w:pStyle w:val="TOC3"/>
+            <w:tabs>
+              <w:tab w:val="right" w:leader="dot" w:pos="9016"/>
+            </w:tabs>
+            <w:rPr>
+              <w:noProof/>
+            </w:rPr>
+          </w:pPr>
+          <w:hyperlink w:anchor="_Toc224152382" w:history="1">
+            <w:r>
+              <w:rPr>
+                <w:rStyle w:val="Hyperlink"/>
+                <w:rFonts w:ascii="Times New Roman" w:eastAsia="Times New Roman" w:hAnsi="Times New Roman" w:cs="Times New Roman"/>
+                <w:b/>
+                <w:bCs/>
+                <w:noProof/>
+                <w:kern w:val="0"/>
+                <w:lang w:val="en-GB" w:eastAsia="en-GB"/>
+                <w14:ligatures w14:val="none"/>
+              </w:rPr>
+              <w:t>04.4.3 Landscaping &amp; External Areas Procedure</w:t>
+            </w:r>
+            <w:r>
+              <w:rPr>
+                <w:noProof/>
+                <w:webHidden/>
+              </w:rPr>
+              <w:tab/>
+            </w:r>
+            <w:r>
+              <w:rPr>
+                <w:noProof/>
+                <w:webHidden/>
+              </w:rPr>
+              <w:fldChar w:fldCharType="begin"/>
+            </w:r>
+            <w:r>
+              <w:rPr>
+                <w:noProof/>
+                <w:webHidden/>
+              </w:rPr>
+              <w:instrText xml:space="preserve"> PAGEREF _Toc224152382 \h </w:instrText>
+            </w:r>
+            <w:r>
+              <w:rPr>
+                <w:noProof/>
+                <w:webHidden/>
+              </w:rPr>
+            </w:r>
+            <w:r>
+              <w:rPr>
+                <w:noProof/>
+                <w:webHidden/>
+              </w:rPr>
+              <w:fldChar w:fldCharType="separate"/>
+            </w:r>
+            <w:r>
+              <w:rPr>
+                <w:noProof/>
+                <w:webHidden/>
+              </w:rPr>
+              <w:t>4</w:t>
+            </w:r>
+            <w:r>
+              <w:rPr>
+                <w:noProof/>
+                <w:webHidden/>
+              </w:rPr>
+              <w:fldChar w:fldCharType="end"/>
+            </w:r>
+          </w:hyperlink>
+        </w:p>
+        <w:p>
+          <w:pPr>
+            <w:pStyle w:val="TOC3"/>
+            <w:tabs>
+              <w:tab w:val="right" w:leader="dot" w:pos="9016"/>
+            </w:tabs>
+            <w:rPr>
+              <w:noProof/>
+            </w:rPr>
+          </w:pPr>
+          <w:hyperlink w:anchor="_Toc224152383" w:history="1">
+            <w:r>
+              <w:rPr>
+                <w:rStyle w:val="Hyperlink"/>
+                <w:rFonts w:ascii="Times New Roman" w:eastAsia="Times New Roman" w:hAnsi="Times New Roman" w:cs="Times New Roman"/>
+                <w:b/>
+                <w:bCs/>
+                <w:noProof/>
+                <w:kern w:val="0"/>
+                <w:lang w:val="en-GB" w:eastAsia="en-GB"/>
+                <w14:ligatures w14:val="none"/>
+              </w:rPr>
+              <w:t>04.4.4 Waste Management Procedure</w:t>
+            </w:r>
+            <w:r>
+              <w:rPr>
+                <w:noProof/>
+                <w:webHidden/>
+              </w:rPr>
+              <w:tab/>
+            </w:r>
+            <w:r>
+              <w:rPr>
+                <w:noProof/>
+                <w:webHidden/>
+              </w:rPr>
+              <w:fldChar w:fldCharType="begin"/>
+            </w:r>
+            <w:r>
+              <w:rPr>
+                <w:noProof/>
+                <w:webHidden/>
+              </w:rPr>
+              <w:instrText xml:space="preserve"> PAGEREF _Toc224152383 \h </w:instrText>
+            </w:r>
+            <w:r>
+              <w:rPr>
+                <w:noProof/>
+                <w:webHidden/>
+              </w:rPr>
+            </w:r>
+            <w:r>
+              <w:rPr>
+                <w:noProof/>
+                <w:webHidden/>
+              </w:rPr>
+              <w:fldChar w:fldCharType="separate"/>
+            </w:r>
+            <w:r>
+              <w:rPr>
+                <w:noProof/>
+                <w:webHidden/>
+              </w:rPr>
+              <w:t>4</w:t>
+            </w:r>
+            <w:r>
+              <w:rPr>
+                <w:noProof/>
+                <w:webHidden/>
+              </w:rPr>
+              <w:fldChar w:fldCharType="end"/>
+            </w:r>
+          </w:hyperlink>
+        </w:p>
+        <w:p>
+          <w:pPr>
+            <w:pStyle w:val="TOC2"/>
+            <w:tabs>
+              <w:tab w:val="right" w:leader="dot" w:pos="9016"/>
+            </w:tabs>
+            <w:rPr>
+              <w:noProof/>
+            </w:rPr>
+          </w:pPr>
+          <w:hyperlink w:anchor="_Toc224152384" w:history="1">
+            <w:r>
+              <w:rPr>
+                <w:rStyle w:val="Hyperlink"/>
+                <w:rFonts w:ascii="Times New Roman" w:eastAsia="Times New Roman" w:hAnsi="Times New Roman" w:cs="Times New Roman"/>
+                <w:b/>
+                <w:bCs/>
+                <w:noProof/>
+                <w:kern w:val="0"/>
+                <w:lang w:val="en-GB" w:eastAsia="en-GB"/>
+                <w14:ligatures w14:val="none"/>
+              </w:rPr>
+              <w:t>04.5 Vendor &amp; Contractor Management Policy</w:t>
+            </w:r>
+            <w:r>
+              <w:rPr>
+                <w:noProof/>
+                <w:webHidden/>
+              </w:rPr>
+              <w:tab/>
+            </w:r>
+            <w:r>
+              <w:rPr>
+                <w:noProof/>
+                <w:webHidden/>
+              </w:rPr>
+              <w:fldChar w:fldCharType="begin"/>
+            </w:r>
+            <w:r>
+              <w:rPr>
+                <w:noProof/>
+                <w:webHidden/>
+              </w:rPr>
+              <w:instrText xml:space="preserve"> PAGEREF _Toc224152384 \h </w:instrText>
+            </w:r>
+            <w:r>
+              <w:rPr>
+                <w:noProof/>
+                <w:webHidden/>
+              </w:rPr>
+            </w:r>
+            <w:r>
+              <w:rPr>
+                <w:noProof/>
+                <w:webHidden/>
+              </w:rPr>
+              <w:fldChar w:fldCharType="separate"/>
+            </w:r>
+            <w:r>
+              <w:rPr>
+                <w:noProof/>
+                <w:webHidden/>
+              </w:rPr>
+              <w:t>5</w:t>
+            </w:r>
+            <w:r>
+              <w:rPr>
+                <w:noProof/>
+                <w:webHidden/>
+              </w:rPr>
+              <w:fldChar w:fldCharType="end"/>
+            </w:r>
+          </w:hyperlink>
+        </w:p>
+        <w:p>
+          <w:pPr>
+            <w:pStyle w:val="TOC3"/>
+            <w:tabs>
+              <w:tab w:val="right" w:leader="dot" w:pos="9016"/>
+            </w:tabs>
+            <w:rPr>
+              <w:noProof/>
+            </w:rPr>
+          </w:pPr>
+          <w:hyperlink w:anchor="_Toc224152385" w:history="1">
+            <w:r>
+              <w:rPr>
+                <w:rStyle w:val="Hyperlink"/>
+                <w:rFonts w:ascii="Times New Roman" w:eastAsia="Times New Roman" w:hAnsi="Times New Roman" w:cs="Times New Roman"/>
+                <w:b/>
+                <w:bCs/>
+                <w:noProof/>
+                <w:kern w:val="0"/>
+                <w:lang w:val="en-GB" w:eastAsia="en-GB"/>
+                <w14:ligatures w14:val="none"/>
+              </w:rPr>
+              <w:t>04.5.1 Contractor Prequalification</w:t>
+            </w:r>
+            <w:r>
+              <w:rPr>
+                <w:noProof/>
+                <w:webHidden/>
+              </w:rPr>
+              <w:tab/>
+            </w:r>
+            <w:r>
+              <w:rPr>
+                <w:noProof/>
+                <w:webHidden/>
+              </w:rPr>
+              <w:fldChar w:fldCharType="begin"/>
+            </w:r>
+            <w:r>
+              <w:rPr>
+                <w:noProof/>
+                <w:webHidden/>
+              </w:rPr>
+              <w:instrText xml:space="preserve"> PAGEREF _Toc224152385 \h </w:instrText>
+            </w:r>
+            <w:r>
+              <w:rPr>
+                <w:noProof/>
+                <w:webHidden/>
+              </w:rPr>
+            </w:r>
+            <w:r>
+              <w:rPr>
+                <w:noProof/>
+                <w:webHidden/>
+              </w:rPr>
+              <w:fldChar w:fldCharType="separate"/>
+            </w:r>
+            <w:r>
+              <w:rPr>
+                <w:noProof/>
+                <w:webHidden/>
+              </w:rPr>
+              <w:t>5</w:t>
+            </w:r>
+            <w:r>
+              <w:rPr>
+                <w:noProof/>
+                <w:webHidden/>
+              </w:rPr>
+              <w:fldChar w:fldCharType="end"/>
+            </w:r>
+          </w:hyperlink>
+        </w:p>
+        <w:p>
+          <w:pPr>
+            <w:pStyle w:val="TOC3"/>
+            <w:tabs>
+              <w:tab w:val="right" w:leader="dot" w:pos="9016"/>
+            </w:tabs>
+            <w:rPr>
+              <w:noProof/>
+            </w:rPr>
+          </w:pPr>
+          <w:hyperlink w:anchor="_Toc224152386" w:history="1">
+            <w:r>
+              <w:rPr>
+                <w:rStyle w:val="Hyperlink"/>
+                <w:rFonts w:ascii="Times New Roman" w:eastAsia="Times New Roman" w:hAnsi="Times New Roman" w:cs="Times New Roman"/>
+                <w:b/>
+                <w:bCs/>
+                <w:noProof/>
+                <w:kern w:val="0"/>
+                <w:lang w:val="en-GB" w:eastAsia="en-GB"/>
+                <w14:ligatures w14:val="none"/>
+              </w:rPr>
+              <w:t>04.5.2 SLA Monitoring Procedure</w:t>
+            </w:r>
+            <w:r>
+              <w:rPr>
+                <w:noProof/>
+                <w:webHidden/>
+              </w:rPr>
+              <w:tab/>
+            </w:r>
+            <w:r>
+              <w:rPr>
+                <w:noProof/>
+                <w:webHidden/>
+              </w:rPr>
+              <w:fldChar w:fldCharType="begin"/>
+            </w:r>
+            <w:r>
+              <w:rPr>
+                <w:noProof/>
+                <w:webHidden/>
+              </w:rPr>
+              <w:instrText xml:space="preserve"> PAGEREF _Toc224152386 \h </w:instrText>
+            </w:r>
+            <w:r>
+              <w:rPr>
+                <w:noProof/>
+                <w:webHidden/>
+              </w:rPr>
+            </w:r>
+            <w:r>
+              <w:rPr>
+                <w:noProof/>
+                <w:webHidden/>
+              </w:rPr>
+              <w:fldChar w:fldCharType="separate"/>
+            </w:r>
+            <w:r>
+              <w:rPr>
+                <w:noProof/>
+                <w:webHidden/>
+              </w:rPr>
+              <w:t>5</w:t>
+            </w:r>
+            <w:r>
+              <w:rPr>
+                <w:noProof/>
+                <w:webHidden/>
+              </w:rPr>
+              <w:fldChar w:fldCharType="end"/>
+            </w:r>
+          </w:hyperlink>
+        </w:p>
+        <w:p>
+          <w:pPr>
+            <w:pStyle w:val="TOC3"/>
+            <w:tabs>
+              <w:tab w:val="right" w:leader="dot" w:pos="9016"/>
+            </w:tabs>
+            <w:rPr>
+              <w:noProof/>
+            </w:rPr>
+          </w:pPr>
+          <w:hyperlink w:anchor="_Toc224152387" w:history="1">
+            <w:r>
+              <w:rPr>
+                <w:rStyle w:val="Hyperlink"/>
+                <w:rFonts w:ascii="Times New Roman" w:eastAsia="Times New Roman" w:hAnsi="Times New Roman" w:cs="Times New Roman"/>
+                <w:b/>
+                <w:bCs/>
+                <w:noProof/>
+                <w:kern w:val="0"/>
+                <w:lang w:val="en-GB" w:eastAsia="en-GB"/>
+                <w14:ligatures w14:val="none"/>
+              </w:rPr>
+              <w:t>04.5.3 Contractor HSE Compliance</w:t>
+            </w:r>
+            <w:r>
+              <w:rPr>
+                <w:noProof/>
+                <w:webHidden/>
+              </w:rPr>
+              <w:tab/>
+            </w:r>
+            <w:r>
+              <w:rPr>
+                <w:noProof/>
+                <w:webHidden/>
+              </w:rPr>
+              <w:fldChar w:fldCharType="begin"/>
+            </w:r>
+            <w:r>
+              <w:rPr>
+                <w:noProof/>
+                <w:webHidden/>
+              </w:rPr>
+              <w:instrText xml:space="preserve"> PAGEREF _Toc224152387 \h </w:instrText>
+            </w:r>
+            <w:r>
+              <w:rPr>
+                <w:noProof/>
+                <w:webHidden/>
+              </w:rPr>
+            </w:r>
+            <w:r>
+              <w:rPr>
+                <w:noProof/>
+                <w:webHidden/>
+              </w:rPr>
+              <w:fldChar w:fldCharType="separate"/>
+            </w:r>
+            <w:r>
+              <w:rPr>
+                <w:noProof/>
+                <w:webHidden/>
+              </w:rPr>
+              <w:t>5</w:t>
+            </w:r>
+            <w:r>
+              <w:rPr>
+                <w:noProof/>
+                <w:webHidden/>
+              </w:rPr>
+              <w:fldChar w:fldCharType="end"/>
+            </w:r>
+          </w:hyperlink>
+        </w:p>
+        <w:p>
+          <w:pPr>
+            <w:pStyle w:val="TOC2"/>
+            <w:tabs>
+              <w:tab w:val="right" w:leader="dot" w:pos="9016"/>
+            </w:tabs>
+            <w:rPr>
+              <w:noProof/>
+            </w:rPr>
+          </w:pPr>
+          <w:hyperlink w:anchor="_Toc224152388" w:history="1">
+            <w:r>
+              <w:rPr>
+                <w:rStyle w:val="Hyperlink"/>
+                <w:rFonts w:ascii="Times New Roman" w:eastAsia="Times New Roman" w:hAnsi="Times New Roman" w:cs="Times New Roman"/>
+                <w:b/>
+                <w:bCs/>
+                <w:noProof/>
+                <w:kern w:val="0"/>
+                <w:lang w:val="en-GB" w:eastAsia="en-GB"/>
+                <w14:ligatures w14:val="none"/>
+              </w:rPr>
+              <w:t>04.6 Sustainability &amp; Energy Management Policy</w:t>
+            </w:r>
+            <w:r>
+              <w:rPr>
+                <w:noProof/>
+                <w:webHidden/>
+              </w:rPr>
+              <w:tab/>
+            </w:r>
+            <w:r>
+              <w:rPr>
+                <w:noProof/>
+                <w:webHidden/>
+              </w:rPr>
+              <w:fldChar w:fldCharType="begin"/>
+            </w:r>
+            <w:r>
+              <w:rPr>
+                <w:noProof/>
+                <w:webHidden/>
+              </w:rPr>
+              <w:instrText xml:space="preserve"> PAGEREF _Toc224152388 \h </w:instrText>
+            </w:r>
+            <w:r>
+              <w:rPr>
+                <w:noProof/>
+                <w:webHidden/>
+              </w:rPr>
+            </w:r>
+            <w:r>
+              <w:rPr>
+                <w:noProof/>
+                <w:webHidden/>
+              </w:rPr>
+              <w:fldChar w:fldCharType="separate"/>
+            </w:r>
+            <w:r>
+              <w:rPr>
+                <w:noProof/>
+                <w:webHidden/>
+              </w:rPr>
+              <w:t>5</w:t>
+            </w:r>
+            <w:r>
+              <w:rPr>
+                <w:noProof/>
+                <w:webHidden/>
+              </w:rPr>
+              <w:fldChar w:fldCharType="end"/>
+            </w:r>
+          </w:hyperlink>
+        </w:p>
+        <w:p>
+          <w:pPr>
+            <w:pStyle w:val="TOC3"/>
+            <w:tabs>
+              <w:tab w:val="right" w:leader="dot" w:pos="9016"/>
+            </w:tabs>
+            <w:rPr>
+              <w:noProof/>
+            </w:rPr>
+          </w:pPr>
+          <w:hyperlink w:anchor="_Toc224152389" w:history="1">
+            <w:r>
+              <w:rPr>
+                <w:rStyle w:val="Hyperlink"/>
+                <w:rFonts w:ascii="Times New Roman" w:eastAsia="Times New Roman" w:hAnsi="Times New Roman" w:cs="Times New Roman"/>
+                <w:b/>
+                <w:bCs/>
+                <w:noProof/>
+                <w:kern w:val="0"/>
+                <w:lang w:val="en-GB" w:eastAsia="en-GB"/>
+                <w14:ligatures w14:val="none"/>
+              </w:rPr>
+              <w:t>04.6.1 Energy Monitoring Procedure</w:t>
+            </w:r>
+            <w:r>
+              <w:rPr>
+                <w:noProof/>
+                <w:webHidden/>
+              </w:rPr>
+              <w:tab/>
+            </w:r>
+            <w:r>
+              <w:rPr>
+                <w:noProof/>
+                <w:webHidden/>
+              </w:rPr>
+              <w:fldChar w:fldCharType="begin"/>
+            </w:r>
+            <w:r>
+              <w:rPr>
+                <w:noProof/>
+                <w:webHidden/>
+              </w:rPr>
+              <w:instrText xml:space="preserve"> PAGEREF _Toc224152389 \h </w:instrText>
+            </w:r>
+            <w:r>
+              <w:rPr>
+                <w:noProof/>
+                <w:webHidden/>
+              </w:rPr>
+            </w:r>
+            <w:r>
+              <w:rPr>
+                <w:noProof/>
+                <w:webHidden/>
+              </w:rPr>
+              <w:fldChar w:fldCharType="separate"/>
+            </w:r>
+            <w:r>
+              <w:rPr>
+                <w:noProof/>
+                <w:webHidden/>
+              </w:rPr>
+              <w:t>5</w:t>
+            </w:r>
+            <w:r>
+              <w:rPr>
+                <w:noProof/>
+                <w:webHidden/>
+              </w:rPr>
+              <w:fldChar w:fldCharType="end"/>
+            </w:r>
+          </w:hyperlink>
+        </w:p>
+        <w:p>
+          <w:pPr>
+            <w:pStyle w:val="TOC3"/>
+            <w:tabs>
+              <w:tab w:val="right" w:leader="dot" w:pos="9016"/>
+            </w:tabs>
+            <w:rPr>
+              <w:noProof/>
+            </w:rPr>
+          </w:pPr>
+          <w:hyperlink w:anchor="_Toc224152390" w:history="1">
+            <w:r>
+              <w:rPr>
+                <w:rStyle w:val="Hyperlink"/>
+                <w:rFonts w:ascii="Times New Roman" w:eastAsia="Times New Roman" w:hAnsi="Times New Roman" w:cs="Times New Roman"/>
+                <w:b/>
+                <w:bCs/>
+                <w:noProof/>
+                <w:kern w:val="0"/>
+                <w:lang w:val="en-GB" w:eastAsia="en-GB"/>
+                <w14:ligatures w14:val="none"/>
+              </w:rPr>
+              <w:t>04.6.2 Water Efficiency Procedure</w:t>
+            </w:r>
+            <w:r>
+              <w:rPr>
+                <w:noProof/>
+                <w:webHidden/>
+              </w:rPr>
+              <w:tab/>
+            </w:r>
+            <w:r>
+              <w:rPr>
+                <w:noProof/>
+                <w:webHidden/>
+              </w:rPr>
+              <w:fldChar w:fldCharType="begin"/>
+            </w:r>
+            <w:r>
+              <w:rPr>
+                <w:noProof/>
+                <w:webHidden/>
+              </w:rPr>
+              <w:instrText xml:space="preserve"> PAGEREF _Toc224152390 \h </w:instrText>
+            </w:r>
+            <w:r>
+              <w:rPr>
+                <w:noProof/>
+                <w:webHidden/>
+              </w:rPr>
+            </w:r>
+            <w:r>
+              <w:rPr>
+                <w:noProof/>
+                <w:webHidden/>
+              </w:rPr>
+              <w:fldChar w:fldCharType="separate"/>
+            </w:r>
+            <w:r>
+              <w:rPr>
+                <w:noProof/>
+                <w:webHidden/>
+              </w:rPr>
+              <w:t>5</w:t>
+            </w:r>
+            <w:r>
+              <w:rPr>
+                <w:noProof/>
+                <w:webHidden/>
+              </w:rPr>
+              <w:fldChar w:fldCharType="end"/>
+            </w:r>
+          </w:hyperlink>
+        </w:p>
+        <w:p>
+          <w:pPr>
+            <w:pStyle w:val="TOC3"/>
+            <w:tabs>
+              <w:tab w:val="right" w:leader="dot" w:pos="9016"/>
+            </w:tabs>
+            <w:rPr>
+              <w:noProof/>
+            </w:rPr>
+          </w:pPr>
+          <w:hyperlink w:anchor="_Toc224152391" w:history="1">
+            <w:r>
+              <w:rPr>
+                <w:rStyle w:val="Hyperlink"/>
+                <w:rFonts w:ascii="Times New Roman" w:eastAsia="Times New Roman" w:hAnsi="Times New Roman" w:cs="Times New Roman"/>
+                <w:b/>
+                <w:bCs/>
+                <w:noProof/>
+                <w:kern w:val="0"/>
+                <w:lang w:val="en-GB" w:eastAsia="en-GB"/>
+                <w14:ligatures w14:val="none"/>
+              </w:rPr>
+              <w:t>04.6.3 ESG &amp; Environmental Compliance</w:t>
+            </w:r>
+            <w:r>
+              <w:rPr>
+                <w:noProof/>
+                <w:webHidden/>
+              </w:rPr>
+              <w:tab/>
+            </w:r>
+            <w:r>
+              <w:rPr>
+                <w:noProof/>
+                <w:webHidden/>
+              </w:rPr>
+              <w:fldChar w:fldCharType="begin"/>
+            </w:r>
+            <w:r>
+              <w:rPr>
+                <w:noProof/>
+                <w:webHidden/>
+              </w:rPr>
+              <w:instrText xml:space="preserve"> PAGEREF _Toc224152391 \h </w:instrText>
+            </w:r>
+            <w:r>
+              <w:rPr>
+                <w:noProof/>
+                <w:webHidden/>
+              </w:rPr>
+            </w:r>
+            <w:r>
+              <w:rPr>
+                <w:noProof/>
+                <w:webHidden/>
+              </w:rPr>
+              <w:fldChar w:fldCharType="separate"/>
+            </w:r>
+            <w:r>
+              <w:rPr>
+                <w:noProof/>
+                <w:webHidden/>
+              </w:rPr>
+              <w:t>5</w:t>
+            </w:r>
+            <w:r>
+              <w:rPr>
+                <w:noProof/>
+                <w:webHidden/>
+              </w:rPr>
+              <w:fldChar w:fldCharType="end"/>
+            </w:r>
+          </w:hyperlink>
+        </w:p>
+        <w:p>
+          <w:pPr>
+            <w:pStyle w:val="TOC2"/>
+            <w:tabs>
+              <w:tab w:val="right" w:leader="dot" w:pos="9016"/>
+            </w:tabs>
+            <w:rPr>
+              <w:noProof/>
+            </w:rPr>
+          </w:pPr>
+          <w:hyperlink w:anchor="_Toc224152392" w:history="1">
+            <w:r>
+              <w:rPr>
+                <w:rStyle w:val="Hyperlink"/>
+                <w:rFonts w:ascii="Times New Roman" w:eastAsia="Times New Roman" w:hAnsi="Times New Roman" w:cs="Times New Roman"/>
+                <w:b/>
+                <w:bCs/>
+                <w:noProof/>
+                <w:kern w:val="0"/>
+                <w:lang w:val="en-GB" w:eastAsia="en-GB"/>
+                <w14:ligatures w14:val="none"/>
+              </w:rPr>
+              <w:t>04.7 Health, Safety &amp; Compliance Policy</w:t>
+            </w:r>
+            <w:r>
+              <w:rPr>
+                <w:noProof/>
+                <w:webHidden/>
+              </w:rPr>
+              <w:tab/>
+            </w:r>
+            <w:r>
+              <w:rPr>
+                <w:noProof/>
+                <w:webHidden/>
+              </w:rPr>
+              <w:fldChar w:fldCharType="begin"/>
+            </w:r>
+            <w:r>
+              <w:rPr>
+                <w:noProof/>
+                <w:webHidden/>
+              </w:rPr>
+              <w:instrText xml:space="preserve"> PAGEREF _Toc224152392 \h </w:instrText>
+            </w:r>
+            <w:r>
+              <w:rPr>
+                <w:noProof/>
+                <w:webHidden/>
+              </w:rPr>
+            </w:r>
+            <w:r>
+              <w:rPr>
+                <w:noProof/>
+                <w:webHidden/>
+              </w:rPr>
+              <w:fldChar w:fldCharType="separate"/>
+            </w:r>
+            <w:r>
+              <w:rPr>
+                <w:noProof/>
+                <w:webHidden/>
+              </w:rPr>
+              <w:t>6</w:t>
+            </w:r>
+            <w:r>
+              <w:rPr>
+                <w:noProof/>
+                <w:webHidden/>
+              </w:rPr>
+              <w:fldChar w:fldCharType="end"/>
+            </w:r>
+          </w:hyperlink>
+        </w:p>
+        <w:p>
+          <w:pPr>
+            <w:pStyle w:val="TOC3"/>
+            <w:tabs>
+              <w:tab w:val="right" w:leader="dot" w:pos="9016"/>
+            </w:tabs>
+            <w:rPr>
+              <w:noProof/>
+            </w:rPr>
+          </w:pPr>
+          <w:hyperlink w:anchor="_Toc224152393" w:history="1">
+            <w:r>
+              <w:rPr>
+                <w:rStyle w:val="Hyperlink"/>
+                <w:rFonts w:ascii="Times New Roman" w:eastAsia="Times New Roman" w:hAnsi="Times New Roman" w:cs="Times New Roman"/>
+                <w:b/>
+                <w:bCs/>
+                <w:noProof/>
+                <w:kern w:val="0"/>
+                <w:lang w:val="en-GB" w:eastAsia="en-GB"/>
+                <w14:ligatures w14:val="none"/>
+              </w:rPr>
+              <w:t>04.7.1 HSE Risk Management</w:t>
+            </w:r>
+            <w:r>
+              <w:rPr>
+                <w:noProof/>
+                <w:webHidden/>
+              </w:rPr>
+              <w:tab/>
+            </w:r>
+            <w:r>
+              <w:rPr>
+                <w:noProof/>
+                <w:webHidden/>
+              </w:rPr>
+              <w:fldChar w:fldCharType="begin"/>
+            </w:r>
+            <w:r>
+              <w:rPr>
+                <w:noProof/>
+                <w:webHidden/>
+              </w:rPr>
+              <w:instrText xml:space="preserve"> PAGEREF _Toc224152393 \h </w:instrText>
+            </w:r>
+            <w:r>
+              <w:rPr>
+                <w:noProof/>
+                <w:webHidden/>
+              </w:rPr>
+            </w:r>
+            <w:r>
+              <w:rPr>
+                <w:noProof/>
+                <w:webHidden/>
+              </w:rPr>
+              <w:fldChar w:fldCharType="separate"/>
+            </w:r>
+            <w:r>
+              <w:rPr>
+                <w:noProof/>
+                <w:webHidden/>
+              </w:rPr>
+              <w:t>6</w:t>
+            </w:r>
+            <w:r>
+              <w:rPr>
+                <w:noProof/>
+                <w:webHidden/>
+              </w:rPr>
+              <w:fldChar w:fldCharType="end"/>
+            </w:r>
+          </w:hyperlink>
+        </w:p>
+        <w:p>
+          <w:pPr>
+            <w:pStyle w:val="TOC3"/>
+            <w:tabs>
+              <w:tab w:val="right" w:leader="dot" w:pos="9016"/>
+            </w:tabs>
+            <w:rPr>
+              <w:noProof/>
+            </w:rPr>
+          </w:pPr>
+          <w:hyperlink w:anchor="_Toc224152394" w:history="1">
+            <w:r>
+              <w:rPr>
+                <w:rStyle w:val="Hyperlink"/>
+                <w:rFonts w:ascii="Times New Roman" w:eastAsia="Times New Roman" w:hAnsi="Times New Roman" w:cs="Times New Roman"/>
+                <w:b/>
+                <w:bCs/>
+                <w:noProof/>
+                <w:kern w:val="0"/>
+                <w:lang w:val="en-GB" w:eastAsia="en-GB"/>
+                <w14:ligatures w14:val="none"/>
+              </w:rPr>
+              <w:t>04.7.2 Regulatory Compliance</w:t>
+            </w:r>
+            <w:r>
+              <w:rPr>
+                <w:noProof/>
+                <w:webHidden/>
+              </w:rPr>
+              <w:tab/>
+            </w:r>
+            <w:r>
+              <w:rPr>
+                <w:noProof/>
+                <w:webHidden/>
+              </w:rPr>
+              <w:fldChar w:fldCharType="begin"/>
+            </w:r>
+            <w:r>
+              <w:rPr>
+                <w:noProof/>
+                <w:webHidden/>
+              </w:rPr>
+              <w:instrText xml:space="preserve"> PAGEREF _Toc224152394 \h </w:instrText>
+            </w:r>
+            <w:r>
+              <w:rPr>
+                <w:noProof/>
+                <w:webHidden/>
+              </w:rPr>
+            </w:r>
+            <w:r>
+              <w:rPr>
+                <w:noProof/>
+                <w:webHidden/>
+              </w:rPr>
+              <w:fldChar w:fldCharType="separate"/>
+            </w:r>
+            <w:r>
+              <w:rPr>
+                <w:noProof/>
+                <w:webHidden/>
+              </w:rPr>
+              <w:t>6</w:t>
+            </w:r>
+            <w:r>
+              <w:rPr>
+                <w:noProof/>
+                <w:webHidden/>
+              </w:rPr>
+              <w:fldChar w:fldCharType="end"/>
+            </w:r>
+          </w:hyperlink>
+        </w:p>
+        <w:p>
+          <w:pPr>
+            <w:pStyle w:val="TOC1"/>
+            <w:tabs>
+              <w:tab w:val="right" w:leader="dot" w:pos="9016"/>
+            </w:tabs>
+            <w:rPr>
+              <w:noProof/>
+            </w:rPr>
+          </w:pPr>
+          <w:hyperlink w:anchor="_Toc224152395" w:history="1">
+            <w:r>
+              <w:rPr>
+                <w:rStyle w:val="Hyperlink"/>
+                <w:rFonts w:ascii="Times New Roman" w:eastAsia="Times New Roman" w:hAnsi="Times New Roman" w:cs="Times New Roman"/>
+                <w:b/>
+                <w:bCs/>
+                <w:noProof/>
+                <w:kern w:val="36"/>
+                <w:lang w:val="en-GB" w:eastAsia="en-GB"/>
+                <w14:ligatures w14:val="none"/>
+              </w:rPr>
+              <w:t>Governance, Risk &amp; Control Matrix (Aligned with ISO 37301 &amp; COSO)</w:t>
+            </w:r>
+            <w:r>
+              <w:rPr>
+                <w:noProof/>
+                <w:webHidden/>
+              </w:rPr>
+              <w:tab/>
+            </w:r>
+            <w:r>
+              <w:rPr>
+                <w:noProof/>
+                <w:webHidden/>
+              </w:rPr>
+              <w:fldChar w:fldCharType="begin"/>
+            </w:r>
+            <w:r>
+              <w:rPr>
+                <w:noProof/>
+                <w:webHidden/>
+              </w:rPr>
+              <w:instrText xml:space="preserve"> PAGEREF _Toc224152395 \h </w:instrText>
+            </w:r>
+            <w:r>
+              <w:rPr>
+                <w:noProof/>
+                <w:webHidden/>
+              </w:rPr>
+            </w:r>
+            <w:r>
+              <w:rPr>
+                <w:noProof/>
+                <w:webHidden/>
+              </w:rPr>
+              <w:fldChar w:fldCharType="separate"/>
+            </w:r>
+            <w:r>
+              <w:rPr>
+                <w:noProof/>
+                <w:webHidden/>
+              </w:rPr>
+              <w:t>6</w:t>
+            </w:r>
+            <w:r>
+              <w:rPr>
+                <w:noProof/>
+                <w:webHidden/>
+              </w:rPr>
+              <w:fldChar w:fldCharType="end"/>
+            </w:r>
+          </w:hyperlink>
+        </w:p>
+        <w:p>
+          <w:pPr>
+            <w:pStyle w:val="TOC1"/>
+            <w:tabs>
+              <w:tab w:val="right" w:leader="dot" w:pos="9016"/>
+            </w:tabs>
+            <w:rPr>
+              <w:noProof/>
+            </w:rPr>
+          </w:pPr>
+          <w:hyperlink w:anchor="_Toc224152396" w:history="1">
+            <w:r>
+              <w:rPr>
+                <w:rStyle w:val="Hyperlink"/>
+                <w:rFonts w:ascii="Times New Roman" w:eastAsia="Times New Roman" w:hAnsi="Times New Roman" w:cs="Times New Roman"/>
+                <w:b/>
+                <w:bCs/>
+                <w:noProof/>
+                <w:kern w:val="36"/>
+                <w:lang w:val="en-GB" w:eastAsia="en-GB"/>
+                <w14:ligatures w14:val="none"/>
+              </w:rPr>
+              <w:t>KPI Dashboard Structure</w:t>
+            </w:r>
+            <w:r>
+              <w:rPr>
+                <w:noProof/>
+                <w:webHidden/>
+              </w:rPr>
+              <w:tab/>
+            </w:r>
+            <w:r>
+              <w:rPr>
+                <w:noProof/>
+                <w:webHidden/>
+              </w:rPr>
+              <w:fldChar w:fldCharType="begin"/>
+            </w:r>
+            <w:r>
+              <w:rPr>
+                <w:noProof/>
+                <w:webHidden/>
+              </w:rPr>
+              <w:instrText xml:space="preserve"> PAGEREF _Toc224152396 \h </w:instrText>
+            </w:r>
+            <w:r>
+              <w:rPr>
+                <w:noProof/>
+                <w:webHidden/>
+              </w:rPr>
+            </w:r>
+            <w:r>
+              <w:rPr>
+                <w:noProof/>
+                <w:webHidden/>
+              </w:rPr>
+              <w:fldChar w:fldCharType="separate"/>
+            </w:r>
+            <w:r>
+              <w:rPr>
+                <w:noProof/>
+                <w:webHidden/>
+              </w:rPr>
+              <w:t>7</w:t>
+            </w:r>
+            <w:r>
+              <w:rPr>
+                <w:noProof/>
+                <w:webHidden/>
+              </w:rPr>
+              <w:fldChar w:fldCharType="end"/>
+            </w:r>
+          </w:hyperlink>
+        </w:p>
+        <w:p>
+          <w:r>
+            <w:rPr>
+              <w:b/>
+              <w:bCs/>
+              <w:noProof/>
+            </w:rPr>
+            <w:fldChar w:fldCharType="end"/>
+          </w:r>
+        </w:p>
+      </w:sdtContent>
+    </w:sdt>
+    <w:p>
+      <w:pPr>
         <w:rPr>
           <w:rFonts w:ascii="Times New Roman" w:eastAsia="Times New Roman" w:hAnsi="Times New Roman" w:cs="Times New Roman"/>
           <w:b/>
@@ -113,9 +4043,40 @@
           <w:lang w:val="en-GB" w:eastAsia="en-GB" w:bidi="ar-SA"/>
           <w14:ligatures w14:val="none"/>
         </w:rPr>
+      </w:pPr>
+    </w:p>
+    <w:p>
+      <w:pPr>
+        <w:shd w:val="clear" w:color="auto" w:fill="002060"/>
+        <w:spacing w:before="100" w:beforeAutospacing="1" w:after="100" w:afterAutospacing="1" w:line="240" w:lineRule="auto"/>
+        <w:outlineLvl w:val="0"/>
+        <w:rPr>
+          <w:rFonts w:ascii="Times New Roman" w:eastAsia="Times New Roman" w:hAnsi="Times New Roman" w:cs="Times New Roman"/>
+          <w:b/>
+          <w:bCs/>
+          <w:kern w:val="36"/>
+          <w:sz w:val="48"/>
+          <w:szCs w:val="48"/>
+          <w:lang w:val="en-GB" w:eastAsia="en-GB" w:bidi="ar-SA"/>
+          <w14:ligatures w14:val="none"/>
+        </w:rPr>
+      </w:pPr>
+      <w:bookmarkStart w:id="1" w:name="_Toc224152368"/>
+      <w:r>
+        <w:rPr>
+          <w:rFonts w:ascii="Times New Roman" w:eastAsia="Times New Roman" w:hAnsi="Times New Roman" w:cs="Times New Roman"/>
+          <w:b/>
+          <w:bCs/>
+          <w:kern w:val="36"/>
+          <w:sz w:val="48"/>
+          <w:szCs w:val="48"/>
+          <w:lang w:val="en-GB" w:eastAsia="en-GB" w:bidi="ar-SA"/>
+          <w14:ligatures w14:val="none"/>
+        </w:rPr>
         <w:lastRenderedPageBreak/>
         <w:t>04_FACILITY_MANAGEMENT</w:t>
       </w:r>
+      <w:bookmarkEnd w:id="1"/>
     </w:p>
     <w:p>
       <w:pPr>
@@ -184,6 +4145,7 @@
           <w14:ligatures w14:val="none"/>
         </w:rPr>
       </w:pPr>
+      <w:bookmarkStart w:id="2" w:name="_Toc224152369"/>
       <w:r>
         <w:rPr>
           <w:rFonts w:ascii="Times New Roman" w:eastAsia="Times New Roman" w:hAnsi="Times New Roman" w:cs="Times New Roman"/>
@@ -197,6 +4159,7 @@
         </w:rPr>
         <w:t>04.1 Facility Management Governance Policy</w:t>
       </w:r>
+      <w:bookmarkEnd w:id="2"/>
     </w:p>
     <w:p>
       <w:pPr>
@@ -250,6 +4213,7 @@
           <w14:ligatures w14:val="none"/>
         </w:rPr>
       </w:pPr>
+      <w:bookmarkStart w:id="3" w:name="_Toc224152370"/>
       <w:r>
         <w:rPr>
           <w:rFonts w:ascii="Times New Roman" w:eastAsia="Times New Roman" w:hAnsi="Times New Roman" w:cs="Times New Roman"/>
@@ -263,6 +4227,7 @@
         </w:rPr>
         <w:t>04.1.1 FM Governance Structure</w:t>
       </w:r>
+      <w:bookmarkEnd w:id="3"/>
     </w:p>
     <w:p>
       <w:pPr>
@@ -569,6 +4534,7 @@
           <w14:ligatures w14:val="none"/>
         </w:rPr>
       </w:pPr>
+      <w:bookmarkStart w:id="4" w:name="_Toc224152371"/>
       <w:r>
         <w:rPr>
           <w:rFonts w:ascii="Times New Roman" w:eastAsia="Times New Roman" w:hAnsi="Times New Roman" w:cs="Times New Roman"/>
@@ -582,6 +4548,7 @@
         </w:rPr>
         <w:t>04.2 Maintenance Management Policy</w:t>
       </w:r>
+      <w:bookmarkEnd w:id="4"/>
     </w:p>
     <w:p>
       <w:pPr>
@@ -635,6 +4602,7 @@
           <w14:ligatures w14:val="none"/>
         </w:rPr>
       </w:pPr>
+      <w:bookmarkStart w:id="5" w:name="_Toc224152372"/>
       <w:r>
         <w:rPr>
           <w:rFonts w:ascii="Times New Roman" w:eastAsia="Times New Roman" w:hAnsi="Times New Roman" w:cs="Times New Roman"/>
@@ -648,6 +4616,7 @@
         </w:rPr>
         <w:t>04.2.1 Preventive Maintenance Procedure</w:t>
       </w:r>
+      <w:bookmarkEnd w:id="5"/>
     </w:p>
     <w:p>
       <w:pPr>
@@ -996,6 +4965,7 @@
           <w14:ligatures w14:val="none"/>
         </w:rPr>
       </w:pPr>
+      <w:bookmarkStart w:id="6" w:name="_Toc224152373"/>
       <w:r>
         <w:rPr>
           <w:rFonts w:ascii="Times New Roman" w:eastAsia="Times New Roman" w:hAnsi="Times New Roman" w:cs="Times New Roman"/>
@@ -1010,6 +4980,7 @@
         <w:lastRenderedPageBreak/>
         <w:t>04.2.2 Corrective Maintenance Procedure</w:t>
       </w:r>
+      <w:bookmarkEnd w:id="6"/>
     </w:p>
     <w:p>
       <w:pPr>
@@ -1302,6 +5273,7 @@
           <w14:ligatures w14:val="none"/>
         </w:rPr>
       </w:pPr>
+      <w:bookmarkStart w:id="7" w:name="_Toc224152374"/>
       <w:r>
         <w:rPr>
           <w:rFonts w:ascii="Times New Roman" w:eastAsia="Times New Roman" w:hAnsi="Times New Roman" w:cs="Times New Roman"/>
@@ -1315,6 +5287,7 @@
         </w:rPr>
         <w:t>04.2.3 Emergency Maintenance Procedure</w:t>
       </w:r>
+      <w:bookmarkEnd w:id="7"/>
     </w:p>
     <w:p>
       <w:pPr>
@@ -1551,6 +5524,7 @@
           <w14:ligatures w14:val="none"/>
         </w:rPr>
       </w:pPr>
+      <w:bookmarkStart w:id="8" w:name="_Toc224152375"/>
       <w:r>
         <w:rPr>
           <w:rFonts w:ascii="Times New Roman" w:eastAsia="Times New Roman" w:hAnsi="Times New Roman" w:cs="Times New Roman"/>
@@ -1564,6 +5538,7 @@
         </w:rPr>
         <w:t>04.3 Hard Services Management Policy</w:t>
       </w:r>
+      <w:bookmarkEnd w:id="8"/>
     </w:p>
     <w:p>
       <w:pPr>
@@ -1617,6 +5592,7 @@
           <w14:ligatures w14:val="none"/>
         </w:rPr>
       </w:pPr>
+      <w:bookmarkStart w:id="9" w:name="_Toc224152376"/>
       <w:r>
         <w:rPr>
           <w:rFonts w:ascii="Times New Roman" w:eastAsia="Times New Roman" w:hAnsi="Times New Roman" w:cs="Times New Roman"/>
@@ -1630,6 +5606,7 @@
         </w:rPr>
         <w:t>04.3.1 MEP Systems Procedure</w:t>
       </w:r>
+      <w:bookmarkEnd w:id="9"/>
     </w:p>
     <w:p>
       <w:pPr>
@@ -1758,6 +5735,7 @@
           <w14:ligatures w14:val="none"/>
         </w:rPr>
       </w:pPr>
+      <w:bookmarkStart w:id="10" w:name="_Toc224152377"/>
       <w:r>
         <w:rPr>
           <w:rFonts w:ascii="Times New Roman" w:eastAsia="Times New Roman" w:hAnsi="Times New Roman" w:cs="Times New Roman"/>
@@ -1771,6 +5749,7 @@
         </w:rPr>
         <w:t>04.3.2 HVAC Management Procedure</w:t>
       </w:r>
+      <w:bookmarkEnd w:id="10"/>
     </w:p>
     <w:p>
       <w:pPr>
@@ -1899,6 +5878,7 @@
           <w14:ligatures w14:val="none"/>
         </w:rPr>
       </w:pPr>
+      <w:bookmarkStart w:id="11" w:name="_Toc224152378"/>
       <w:r>
         <w:rPr>
           <w:rFonts w:ascii="Times New Roman" w:eastAsia="Times New Roman" w:hAnsi="Times New Roman" w:cs="Times New Roman"/>
@@ -1912,6 +5892,7 @@
         </w:rPr>
         <w:t>04.3.3 Fire &amp; Life Safety Procedure</w:t>
       </w:r>
+      <w:bookmarkEnd w:id="11"/>
     </w:p>
     <w:p>
       <w:pPr>
@@ -2177,6 +6158,7 @@
           <w14:ligatures w14:val="none"/>
         </w:rPr>
       </w:pPr>
+      <w:bookmarkStart w:id="12" w:name="_Toc224152379"/>
       <w:r>
         <w:rPr>
           <w:rFonts w:ascii="Times New Roman" w:eastAsia="Times New Roman" w:hAnsi="Times New Roman" w:cs="Times New Roman"/>
@@ -2190,6 +6172,7 @@
         </w:rPr>
         <w:t>04.4 Soft Services Management Policy</w:t>
       </w:r>
+      <w:bookmarkEnd w:id="12"/>
     </w:p>
     <w:p>
       <w:pPr>
@@ -2243,6 +6226,7 @@
           <w14:ligatures w14:val="none"/>
         </w:rPr>
       </w:pPr>
+      <w:bookmarkStart w:id="13" w:name="_Toc224152380"/>
       <w:r>
         <w:rPr>
           <w:rFonts w:ascii="Times New Roman" w:eastAsia="Times New Roman" w:hAnsi="Times New Roman" w:cs="Times New Roman"/>
@@ -2256,6 +6240,7 @@
         </w:rPr>
         <w:t>04.4.1 Cleaning Services Procedure</w:t>
       </w:r>
+      <w:bookmarkEnd w:id="13"/>
     </w:p>
     <w:p>
       <w:pPr>
@@ -2356,6 +6341,7 @@
           <w14:ligatures w14:val="none"/>
         </w:rPr>
       </w:pPr>
+      <w:bookmarkStart w:id="14" w:name="_Toc224152381"/>
       <w:r>
         <w:rPr>
           <w:rFonts w:ascii="Times New Roman" w:eastAsia="Times New Roman" w:hAnsi="Times New Roman" w:cs="Times New Roman"/>
@@ -2369,6 +6355,7 @@
         </w:rPr>
         <w:t>04.4.2 Security Management Procedure</w:t>
       </w:r>
+      <w:bookmarkEnd w:id="14"/>
     </w:p>
     <w:p>
       <w:pPr>
@@ -2497,6 +6484,7 @@
           <w14:ligatures w14:val="none"/>
         </w:rPr>
       </w:pPr>
+      <w:bookmarkStart w:id="15" w:name="_Toc224152382"/>
       <w:r>
         <w:rPr>
           <w:rFonts w:ascii="Times New Roman" w:eastAsia="Times New Roman" w:hAnsi="Times New Roman" w:cs="Times New Roman"/>
@@ -2510,6 +6498,7 @@
         </w:rPr>
         <w:t>04.4.3 Landscaping &amp; External Areas Procedure</w:t>
       </w:r>
+      <w:bookmarkEnd w:id="15"/>
     </w:p>
     <w:p>
       <w:pPr>
@@ -2610,6 +6599,7 @@
           <w14:ligatures w14:val="none"/>
         </w:rPr>
       </w:pPr>
+      <w:bookmarkStart w:id="16" w:name="_Toc224152383"/>
       <w:r>
         <w:rPr>
           <w:rFonts w:ascii="Times New Roman" w:eastAsia="Times New Roman" w:hAnsi="Times New Roman" w:cs="Times New Roman"/>
@@ -2623,6 +6613,7 @@
         </w:rPr>
         <w:t>04.4.4 Waste Management Procedure</w:t>
       </w:r>
+      <w:bookmarkEnd w:id="16"/>
     </w:p>
     <w:p>
       <w:pPr>
@@ -2859,6 +6850,7 @@
           <w14:ligatures w14:val="none"/>
         </w:rPr>
       </w:pPr>
+      <w:bookmarkStart w:id="17" w:name="_Toc224152384"/>
       <w:r>
         <w:rPr>
           <w:rFonts w:ascii="Times New Roman" w:eastAsia="Times New Roman" w:hAnsi="Times New Roman" w:cs="Times New Roman"/>
@@ -2873,6 +6865,7 @@
         <w:lastRenderedPageBreak/>
         <w:t>04.5 Vendor &amp; Contractor Management Policy</w:t>
       </w:r>
+      <w:bookmarkEnd w:id="17"/>
     </w:p>
     <w:p>
       <w:pPr>
@@ -2889,6 +6882,7 @@
           <w14:ligatures w14:val="none"/>
         </w:rPr>
       </w:pPr>
+      <w:bookmarkStart w:id="18" w:name="_Toc224152385"/>
       <w:r>
         <w:rPr>
           <w:rFonts w:ascii="Times New Roman" w:eastAsia="Times New Roman" w:hAnsi="Times New Roman" w:cs="Times New Roman"/>
@@ -2902,6 +6896,7 @@
         </w:rPr>
         <w:t>04.5.1 Contractor Prequalification</w:t>
       </w:r>
+      <w:bookmarkEnd w:id="18"/>
     </w:p>
     <w:p>
       <w:pPr>
@@ -3002,6 +6997,7 @@
           <w14:ligatures w14:val="none"/>
         </w:rPr>
       </w:pPr>
+      <w:bookmarkStart w:id="19" w:name="_Toc224152386"/>
       <w:r>
         <w:rPr>
           <w:rFonts w:ascii="Times New Roman" w:eastAsia="Times New Roman" w:hAnsi="Times New Roman" w:cs="Times New Roman"/>
@@ -3015,6 +7011,7 @@
         </w:rPr>
         <w:t>04.5.2 SLA Monitoring Procedure</w:t>
       </w:r>
+      <w:bookmarkEnd w:id="19"/>
     </w:p>
     <w:p>
       <w:pPr>
@@ -3115,6 +7112,7 @@
           <w14:ligatures w14:val="none"/>
         </w:rPr>
       </w:pPr>
+      <w:bookmarkStart w:id="20" w:name="_Toc224152387"/>
       <w:r>
         <w:rPr>
           <w:rFonts w:ascii="Times New Roman" w:eastAsia="Times New Roman" w:hAnsi="Times New Roman" w:cs="Times New Roman"/>
@@ -3128,6 +7126,7 @@
         </w:rPr>
         <w:t>04.5.3 Contractor HSE Compliance</w:t>
       </w:r>
+      <w:bookmarkEnd w:id="20"/>
     </w:p>
     <w:p>
       <w:pPr>
@@ -3364,6 +7363,7 @@
           <w14:ligatures w14:val="none"/>
         </w:rPr>
       </w:pPr>
+      <w:bookmarkStart w:id="21" w:name="_Toc224152388"/>
       <w:r>
         <w:rPr>
           <w:rFonts w:ascii="Times New Roman" w:eastAsia="Times New Roman" w:hAnsi="Times New Roman" w:cs="Times New Roman"/>
@@ -3377,6 +7377,7 @@
         </w:rPr>
         <w:t>04.6 Sustainability &amp; Energy Management Policy</w:t>
       </w:r>
+      <w:bookmarkEnd w:id="21"/>
     </w:p>
     <w:p>
       <w:pPr>
@@ -3393,6 +7394,7 @@
           <w14:ligatures w14:val="none"/>
         </w:rPr>
       </w:pPr>
+      <w:bookmarkStart w:id="22" w:name="_Toc224152389"/>
       <w:r>
         <w:rPr>
           <w:rFonts w:ascii="Times New Roman" w:eastAsia="Times New Roman" w:hAnsi="Times New Roman" w:cs="Times New Roman"/>
@@ -3406,6 +7408,7 @@
         </w:rPr>
         <w:t>04.6.1 Energy Monitoring Procedure</w:t>
       </w:r>
+      <w:bookmarkEnd w:id="22"/>
     </w:p>
     <w:p>
       <w:pPr>
@@ -3506,6 +7509,7 @@
           <w14:ligatures w14:val="none"/>
         </w:rPr>
       </w:pPr>
+      <w:bookmarkStart w:id="23" w:name="_Toc224152390"/>
       <w:r>
         <w:rPr>
           <w:rFonts w:ascii="Times New Roman" w:eastAsia="Times New Roman" w:hAnsi="Times New Roman" w:cs="Times New Roman"/>
@@ -3519,6 +7523,7 @@
         </w:rPr>
         <w:t>04.6.2 Water Efficiency Procedure</w:t>
       </w:r>
+      <w:bookmarkEnd w:id="23"/>
     </w:p>
     <w:p>
       <w:pPr>
@@ -3591,6 +7596,7 @@
           <w14:ligatures w14:val="none"/>
         </w:rPr>
       </w:pPr>
+      <w:bookmarkStart w:id="24" w:name="_Toc224152391"/>
       <w:r>
         <w:rPr>
           <w:rFonts w:ascii="Times New Roman" w:eastAsia="Times New Roman" w:hAnsi="Times New Roman" w:cs="Times New Roman"/>
@@ -3604,6 +7610,7 @@
         </w:rPr>
         <w:t>04.6.3 ESG &amp; Environmental Compliance</w:t>
       </w:r>
+      <w:bookmarkEnd w:id="24"/>
     </w:p>
     <w:p>
       <w:pPr>
@@ -3841,6 +7848,7 @@
           <w14:ligatures w14:val="none"/>
         </w:rPr>
       </w:pPr>
+      <w:bookmarkStart w:id="25" w:name="_Toc224152392"/>
       <w:r>
         <w:rPr>
           <w:rFonts w:ascii="Times New Roman" w:eastAsia="Times New Roman" w:hAnsi="Times New Roman" w:cs="Times New Roman"/>
@@ -3854,6 +7862,7 @@
         </w:rPr>
         <w:t>04.7 Health, Safety &amp; Compliance Policy</w:t>
       </w:r>
+      <w:bookmarkEnd w:id="25"/>
     </w:p>
     <w:p>
       <w:pPr>
@@ -3870,6 +7879,7 @@
           <w14:ligatures w14:val="none"/>
         </w:rPr>
       </w:pPr>
+      <w:bookmarkStart w:id="26" w:name="_Toc224152393"/>
       <w:r>
         <w:rPr>
           <w:rFonts w:ascii="Times New Roman" w:eastAsia="Times New Roman" w:hAnsi="Times New Roman" w:cs="Times New Roman"/>
@@ -3883,6 +7893,7 @@
         </w:rPr>
         <w:t>04.7.1 HSE Risk Management</w:t>
       </w:r>
+      <w:bookmarkEnd w:id="26"/>
     </w:p>
     <w:p>
       <w:pPr>
@@ -3983,6 +7994,7 @@
           <w14:ligatures w14:val="none"/>
         </w:rPr>
       </w:pPr>
+      <w:bookmarkStart w:id="27" w:name="_Toc224152394"/>
       <w:r>
         <w:rPr>
           <w:rFonts w:ascii="Times New Roman" w:eastAsia="Times New Roman" w:hAnsi="Times New Roman" w:cs="Times New Roman"/>
@@ -3996,6 +8008,7 @@
         </w:rPr>
         <w:t>04.7.2 Regulatory Compliance</w:t>
       </w:r>
+      <w:bookmarkEnd w:id="27"/>
     </w:p>
     <w:p>
       <w:pPr>
@@ -4228,6 +8241,7 @@
           <w14:ligatures w14:val="none"/>
         </w:rPr>
       </w:pPr>
+      <w:bookmarkStart w:id="28" w:name="_Toc224152395"/>
       <w:r>
         <w:rPr>
           <w:rFonts w:ascii="Times New Roman" w:eastAsia="Times New Roman" w:hAnsi="Times New Roman" w:cs="Times New Roman"/>
@@ -4241,6 +8255,7 @@
         </w:rPr>
         <w:t>Governance, Risk &amp; Control Matrix (Aligned with ISO 37301 &amp; COSO)</w:t>
       </w:r>
+      <w:bookmarkEnd w:id="28"/>
     </w:p>
     <w:tbl>
       <w:tblPr>
@@ -5639,6 +9654,7 @@
           <w14:ligatures w14:val="none"/>
         </w:rPr>
       </w:pPr>
+      <w:bookmarkStart w:id="29" w:name="_Toc224152396"/>
       <w:r>
         <w:rPr>
           <w:rFonts w:ascii="Times New Roman" w:eastAsia="Times New Roman" w:hAnsi="Times New Roman" w:cs="Times New Roman"/>
@@ -5652,6 +9668,7 @@
         </w:rPr>
         <w:t>KPI Dashboard Structure</w:t>
       </w:r>
+      <w:bookmarkEnd w:id="29"/>
     </w:p>
     <w:p>
       <w:pPr>
@@ -6077,7 +10094,6 @@
           <w14:ligatures w14:val="none"/>
         </w:rPr>
       </w:pPr>
-      <w:proofErr w:type="spellStart"/>
       <w:r>
         <w:rPr>
           <w:rFonts w:ascii="Times New Roman" w:eastAsia="Times New Roman" w:hAnsi="Times New Roman" w:cs="Times New Roman"/>
@@ -6089,9 +10105,8 @@
           <w:lang w:val="en-GB" w:eastAsia="en-GB" w:bidi="ar-SA"/>
           <w14:ligatures w14:val="none"/>
         </w:rPr>
-        <w:t>aaaa</w:t>
-      </w:r>
-      <w:proofErr w:type="spellEnd"/>
+        <w:t>Next</w:t>
+      </w:r>
     </w:p>
     <w:p>
       <w:pPr>
@@ -6295,6 +10310,114 @@
           <w14:ligatures w14:val="none"/>
         </w:rPr>
         <w:t xml:space="preserve"> </w:t>
+      </w:r>
+    </w:p>
+    <w:p>
+      <w:pPr>
+        <w:rPr>
+          <w:rFonts w:ascii="Times New Roman" w:eastAsia="Times New Roman" w:hAnsi="Times New Roman" w:cs="Times New Roman"/>
+          <w:kern w:val="0"/>
+          <w:sz w:val="24"/>
+          <w:szCs w:val="24"/>
+          <w:lang w:val="en-GB" w:eastAsia="en-GB" w:bidi="ar-SA"/>
+          <w14:ligatures w14:val="none"/>
+        </w:rPr>
+      </w:pPr>
+      <w:r>
+        <w:rPr>
+          <w:rFonts w:ascii="Times New Roman" w:eastAsia="Times New Roman" w:hAnsi="Times New Roman" w:cs="Times New Roman"/>
+          <w:kern w:val="0"/>
+          <w:sz w:val="24"/>
+          <w:szCs w:val="24"/>
+          <w:lang w:val="en-GB" w:eastAsia="en-GB" w:bidi="ar-SA"/>
+          <w14:ligatures w14:val="none"/>
+        </w:rPr>
+        <w:br w:type="page"/>
+      </w:r>
+    </w:p>
+    <w:p>
+      <w:pPr>
+        <w:spacing w:before="100" w:beforeAutospacing="1" w:after="100" w:afterAutospacing="1" w:line="240" w:lineRule="auto"/>
+        <w:rPr>
+          <w:rFonts w:ascii="Times New Roman" w:eastAsia="Times New Roman" w:hAnsi="Times New Roman" w:cs="Times New Roman"/>
+          <w:kern w:val="0"/>
+          <w:sz w:val="24"/>
+          <w:szCs w:val="24"/>
+          <w:lang w:val="en-GB" w:eastAsia="en-GB" w:bidi="ar-SA"/>
+          <w14:ligatures w14:val="none"/>
+        </w:rPr>
+      </w:pPr>
+      <w:r>
+        <w:rPr>
+          <w:rFonts w:ascii="Times New Roman" w:eastAsia="Times New Roman" w:hAnsi="Times New Roman" w:cs="Times New Roman"/>
+          <w:kern w:val="0"/>
+          <w:sz w:val="24"/>
+          <w:szCs w:val="24"/>
+          <w:lang w:val="en-GB" w:eastAsia="en-GB" w:bidi="ar-SA"/>
+          <w14:ligatures w14:val="none"/>
+        </w:rPr>
+        <w:lastRenderedPageBreak/>
+        <w:t xml:space="preserve">Forms and templates </w:t>
+      </w:r>
+    </w:p>
+    <w:p>
+      <w:pPr>
+        <w:rPr>
+          <w:rFonts w:ascii="Times New Roman" w:eastAsia="Times New Roman" w:hAnsi="Times New Roman" w:cs="Times New Roman"/>
+          <w:kern w:val="0"/>
+          <w:sz w:val="24"/>
+          <w:szCs w:val="24"/>
+          <w:lang w:val="en-GB" w:eastAsia="en-GB" w:bidi="ar-SA"/>
+          <w14:ligatures w14:val="none"/>
+        </w:rPr>
+      </w:pPr>
+      <w:r>
+        <w:rPr>
+          <w:rFonts w:ascii="Times New Roman" w:eastAsia="Times New Roman" w:hAnsi="Times New Roman" w:cs="Times New Roman"/>
+          <w:kern w:val="0"/>
+          <w:sz w:val="24"/>
+          <w:szCs w:val="24"/>
+          <w:lang w:val="en-GB" w:eastAsia="en-GB" w:bidi="ar-SA"/>
+          <w14:ligatures w14:val="none"/>
+        </w:rPr>
+        <w:br w:type="page"/>
+      </w:r>
+    </w:p>
+    <w:p>
+      <w:pPr>
+        <w:spacing w:before="100" w:beforeAutospacing="1" w:after="100" w:afterAutospacing="1" w:line="240" w:lineRule="auto"/>
+        <w:rPr>
+          <w:rFonts w:ascii="Times New Roman" w:eastAsia="Times New Roman" w:hAnsi="Times New Roman" w:cs="Times New Roman"/>
+          <w:kern w:val="0"/>
+          <w:sz w:val="24"/>
+          <w:szCs w:val="24"/>
+          <w:lang w:val="en-GB" w:eastAsia="en-GB" w:bidi="ar-SA"/>
+          <w14:ligatures w14:val="none"/>
+        </w:rPr>
+      </w:pPr>
+    </w:p>
+    <w:p>
+      <w:pPr>
+        <w:spacing w:before="100" w:beforeAutospacing="1" w:after="100" w:afterAutospacing="1" w:line="240" w:lineRule="auto"/>
+        <w:rPr>
+          <w:rFonts w:ascii="Times New Roman" w:eastAsia="Times New Roman" w:hAnsi="Times New Roman" w:cs="Times New Roman"/>
+          <w:kern w:val="0"/>
+          <w:sz w:val="24"/>
+          <w:szCs w:val="24"/>
+          <w:lang w:val="en-GB" w:eastAsia="en-GB" w:bidi="ar-SA"/>
+          <w14:ligatures w14:val="none"/>
+        </w:rPr>
+      </w:pPr>
+      <w:r>
+        <w:rPr>
+          <w:rFonts w:ascii="Times New Roman" w:eastAsia="Times New Roman" w:hAnsi="Times New Roman" w:cs="Times New Roman"/>
+          <w:kern w:val="0"/>
+          <w:sz w:val="24"/>
+          <w:szCs w:val="24"/>
+          <w:lang w:val="en-GB" w:eastAsia="en-GB" w:bidi="ar-SA"/>
+          <w14:ligatures w14:val="none"/>
+        </w:rPr>
+        <w:t xml:space="preserve">End of document </w:t>
       </w:r>
     </w:p>
     <w:p>
@@ -6530,7 +10653,7 @@
       <w:pStyle w:val="Header"/>
     </w:pPr>
     <w:r>
-      <w:t>RAM ENTERPRISE P&amp;P WBS STRUCTURE – 04_FACILITY_MANAGEMENT</w:t>
+      <w:t>RAM ENTERPRISE P&amp;P  – 04_FACILITY_MANAGEMENT</w:t>
     </w:r>
   </w:p>
 </w:hdr>
@@ -12603,6 +16726,75 @@
       </w:tcPr>
     </w:tblStylePr>
   </w:style>
+  <w:style w:type="paragraph" w:styleId="TOCHeading">
+    <w:name w:val="TOC Heading"/>
+    <w:basedOn w:val="Heading1"/>
+    <w:next w:val="Normal"/>
+    <w:uiPriority w:val="39"/>
+    <w:unhideWhenUsed/>
+    <w:qFormat/>
+    <w:rsid w:val="00284E2B"/>
+    <w:pPr>
+      <w:spacing w:before="240" w:after="0"/>
+      <w:outlineLvl w:val="9"/>
+    </w:pPr>
+    <w:rPr>
+      <w:kern w:val="0"/>
+      <w:sz w:val="32"/>
+      <w:szCs w:val="32"/>
+      <w:lang w:bidi="ar-SA"/>
+      <w14:ligatures w14:val="none"/>
+    </w:rPr>
+  </w:style>
+  <w:style w:type="paragraph" w:styleId="TOC1">
+    <w:name w:val="toc 1"/>
+    <w:basedOn w:val="Normal"/>
+    <w:next w:val="Normal"/>
+    <w:autoRedefine/>
+    <w:uiPriority w:val="39"/>
+    <w:unhideWhenUsed/>
+    <w:rsid w:val="00284E2B"/>
+    <w:pPr>
+      <w:spacing w:after="100"/>
+    </w:pPr>
+  </w:style>
+  <w:style w:type="paragraph" w:styleId="TOC2">
+    <w:name w:val="toc 2"/>
+    <w:basedOn w:val="Normal"/>
+    <w:next w:val="Normal"/>
+    <w:autoRedefine/>
+    <w:uiPriority w:val="39"/>
+    <w:unhideWhenUsed/>
+    <w:rsid w:val="00284E2B"/>
+    <w:pPr>
+      <w:spacing w:after="100"/>
+      <w:ind w:left="220"/>
+    </w:pPr>
+  </w:style>
+  <w:style w:type="paragraph" w:styleId="TOC3">
+    <w:name w:val="toc 3"/>
+    <w:basedOn w:val="Normal"/>
+    <w:next w:val="Normal"/>
+    <w:autoRedefine/>
+    <w:uiPriority w:val="39"/>
+    <w:unhideWhenUsed/>
+    <w:rsid w:val="00284E2B"/>
+    <w:pPr>
+      <w:spacing w:after="100"/>
+      <w:ind w:left="440"/>
+    </w:pPr>
+  </w:style>
+  <w:style w:type="character" w:styleId="Hyperlink">
+    <w:name w:val="Hyperlink"/>
+    <w:basedOn w:val="DefaultParagraphFont"/>
+    <w:uiPriority w:val="99"/>
+    <w:unhideWhenUsed/>
+    <w:rsid w:val="00284E2B"/>
+    <w:rPr>
+      <w:color w:val="467886" w:themeColor="hyperlink"/>
+      <w:u w:val="single"/>
+    </w:rPr>
+  </w:style>
 </w:styles>
 </file>
 
